--- a/docs/reference-forms/output/TAI-FORM-GOV-07-blank.docx
+++ b/docs/reference-forms/output/TAI-FORM-GOV-07-blank.docx
@@ -51,7 +51,7 @@
                 <w:sz w:val="32"/>
                 <w:szCs w:val="32"/>
               </w:rPr>
-              <w:t xml:space="preserve">안전보건 내부심사 체크리스트</w:t>
+              <w:t xml:space="preserve">합동안전보건점검 및 시정조치 기록</w:t>
             </w:r>
           </w:p>
         </w:tc>
@@ -146,7 +146,7 @@
                 <w:sz w:val="20"/>
                 <w:szCs w:val="20"/>
               </w:rPr>
-              <w:t xml:space="preserve">심사일: </w:t>
+              <w:t xml:space="preserve">점검일: </w:t>
             </w:r>
           </w:p>
         </w:tc>
@@ -183,7 +183,7 @@
                 <w:sz w:val="20"/>
                 <w:szCs w:val="20"/>
               </w:rPr>
-              <w:t xml:space="preserve">심사 부서/대상: </w:t>
+              <w:t xml:space="preserve">점검반 구성: </w:t>
             </w:r>
           </w:p>
         </w:tc>
@@ -215,7 +215,7 @@
                 <w:sz w:val="20"/>
                 <w:szCs w:val="20"/>
               </w:rPr>
-              <w:t xml:space="preserve">심사자: </w:t>
+              <w:t xml:space="preserve">점검 범위: </w:t>
             </w:r>
           </w:p>
         </w:tc>
@@ -231,7 +231,7 @@
     </w:p>
     <w:tbl>
       <w:tblPr>
-        <w:tblW w:type="dxa" w:w="9635"/>
+        <w:tblW w:type="dxa" w:w="9634"/>
         <w:tblBorders>
           <w:top w:val="single" w:color="auto" w:sz="4"/>
           <w:left w:val="single" w:color="auto" w:sz="4"/>
@@ -244,11 +244,11 @@
       </w:tblPr>
       <w:tblGrid>
         <w:gridCol w:w="566"/>
-        <w:gridCol w:w="3968"/>
+        <w:gridCol w:w="3174"/>
         <w:gridCol w:w="1700"/>
-        <w:gridCol w:w="1247"/>
-        <w:gridCol w:w="1247"/>
-        <w:gridCol w:w="907"/>
+        <w:gridCol w:w="1360"/>
+        <w:gridCol w:w="1474"/>
+        <w:gridCol w:w="1360"/>
       </w:tblGrid>
       <w:tr>
         <w:trPr>
@@ -291,7 +291,7 @@
         </w:tc>
         <w:tc>
           <w:tcPr>
-            <w:tcW w:type="dxa" w:w="3968"/>
+            <w:tcW w:type="dxa" w:w="3174"/>
             <w:tcBorders>
               <w:top w:val="single" w:color="000000" w:sz="4"/>
               <w:left w:val="single" w:color="000000" w:sz="4"/>
@@ -319,7 +319,7 @@
                 <w:sz w:val="20"/>
                 <w:szCs w:val="20"/>
               </w:rPr>
-              <w:t xml:space="preserve">심사 항목</w:t>
+              <w:t xml:space="preserve">점검 항목</w:t>
             </w:r>
           </w:p>
         </w:tc>
@@ -353,13 +353,13 @@
                 <w:sz w:val="20"/>
                 <w:szCs w:val="20"/>
               </w:rPr>
-              <w:t xml:space="preserve">심사 기준</w:t>
-            </w:r>
-          </w:p>
-        </w:tc>
-        <w:tc>
-          <w:tcPr>
-            <w:tcW w:type="dxa" w:w="1247"/>
+              <w:t xml:space="preserve">점검 결과(입력)</w:t>
+            </w:r>
+          </w:p>
+        </w:tc>
+        <w:tc>
+          <w:tcPr>
+            <w:tcW w:type="dxa" w:w="1360"/>
             <w:tcBorders>
               <w:top w:val="single" w:color="000000" w:sz="4"/>
               <w:left w:val="single" w:color="000000" w:sz="4"/>
@@ -387,13 +387,13 @@
                 <w:sz w:val="20"/>
                 <w:szCs w:val="20"/>
               </w:rPr>
-              <w:t xml:space="preserve">적합(입력)</w:t>
-            </w:r>
-          </w:p>
-        </w:tc>
-        <w:tc>
-          <w:tcPr>
-            <w:tcW w:type="dxa" w:w="1247"/>
+              <w:t xml:space="preserve">담당</w:t>
+            </w:r>
+          </w:p>
+        </w:tc>
+        <w:tc>
+          <w:tcPr>
+            <w:tcW w:type="dxa" w:w="1474"/>
             <w:tcBorders>
               <w:top w:val="single" w:color="000000" w:sz="4"/>
               <w:left w:val="single" w:color="000000" w:sz="4"/>
@@ -421,13 +421,13 @@
                 <w:sz w:val="20"/>
                 <w:szCs w:val="20"/>
               </w:rPr>
-              <w:t xml:space="preserve">부적합(입력)</w:t>
-            </w:r>
-          </w:p>
-        </w:tc>
-        <w:tc>
-          <w:tcPr>
-            <w:tcW w:type="dxa" w:w="907"/>
+              <w:t xml:space="preserve">완료 기한</w:t>
+            </w:r>
+          </w:p>
+        </w:tc>
+        <w:tc>
+          <w:tcPr>
+            <w:tcW w:type="dxa" w:w="1360"/>
             <w:tcBorders>
               <w:top w:val="single" w:color="000000" w:sz="4"/>
               <w:left w:val="single" w:color="000000" w:sz="4"/>
@@ -455,14 +455,14 @@
                 <w:sz w:val="20"/>
                 <w:szCs w:val="20"/>
               </w:rPr>
-              <w:t xml:space="preserve">비고</w:t>
+              <w:t xml:space="preserve">완료 증빙(입력)</w:t>
             </w:r>
           </w:p>
         </w:tc>
       </w:tr>
       <w:tr>
         <w:trPr>
-          <w:trHeight w:val="510" w:hRule="atLeast"/>
+          <w:trHeight w:val="453" w:hRule="atLeast"/>
         </w:trPr>
         <w:tc>
           <w:tcPr>
@@ -498,7 +498,7 @@
         </w:tc>
         <w:tc>
           <w:tcPr>
-            <w:tcW w:type="dxa" w:w="3968"/>
+            <w:tcW w:type="dxa" w:w="3174"/>
             <w:tcBorders>
               <w:top w:val="single" w:color="000000" w:sz="4"/>
               <w:left w:val="single" w:color="000000" w:sz="4"/>
@@ -562,71 +562,71 @@
         </w:tc>
         <w:tc>
           <w:tcPr>
-            <w:tcW w:type="dxa" w:w="1247"/>
-            <w:tcBorders>
-              <w:top w:val="single" w:color="000000" w:sz="4"/>
-              <w:left w:val="single" w:color="000000" w:sz="4"/>
-              <w:bottom w:val="single" w:color="000000" w:sz="4"/>
-              <w:right w:val="single" w:color="000000" w:sz="4"/>
-            </w:tcBorders>
-            <w:shd w:fill="ffffff" w:color="auto" w:val="clear"/>
-            <w:tcMar>
-              <w:top w:type="dxa" w:w="170"/>
-              <w:left w:type="dxa" w:w="170"/>
-              <w:bottom w:type="dxa" w:w="170"/>
-              <w:right w:type="dxa" w:w="170"/>
-            </w:tcMar>
-            <w:vAlign w:val="center"/>
-          </w:tcPr>
-          <w:p>
-            <w:pPr>
-              <w:jc w:val="left"/>
-            </w:pPr>
-            <w:r>
-              <w:rPr>
-                <w:rFonts w:ascii="NanumGothic" w:cs="NanumGothic" w:eastAsia="NanumGothic" w:hAnsi="NanumGothic"/>
-                <w:sz w:val="20"/>
-                <w:szCs w:val="20"/>
-              </w:rPr>
-              <w:t xml:space="preserve"/>
-            </w:r>
-          </w:p>
-        </w:tc>
-        <w:tc>
-          <w:tcPr>
-            <w:tcW w:type="dxa" w:w="1247"/>
-            <w:tcBorders>
-              <w:top w:val="single" w:color="000000" w:sz="4"/>
-              <w:left w:val="single" w:color="000000" w:sz="4"/>
-              <w:bottom w:val="single" w:color="000000" w:sz="4"/>
-              <w:right w:val="single" w:color="000000" w:sz="4"/>
-            </w:tcBorders>
-            <w:shd w:fill="ffffff" w:color="auto" w:val="clear"/>
-            <w:tcMar>
-              <w:top w:type="dxa" w:w="170"/>
-              <w:left w:type="dxa" w:w="170"/>
-              <w:bottom w:type="dxa" w:w="170"/>
-              <w:right w:type="dxa" w:w="170"/>
-            </w:tcMar>
-            <w:vAlign w:val="center"/>
-          </w:tcPr>
-          <w:p>
-            <w:pPr>
-              <w:jc w:val="left"/>
-            </w:pPr>
-            <w:r>
-              <w:rPr>
-                <w:rFonts w:ascii="NanumGothic" w:cs="NanumGothic" w:eastAsia="NanumGothic" w:hAnsi="NanumGothic"/>
-                <w:sz w:val="20"/>
-                <w:szCs w:val="20"/>
-              </w:rPr>
-              <w:t xml:space="preserve"/>
-            </w:r>
-          </w:p>
-        </w:tc>
-        <w:tc>
-          <w:tcPr>
-            <w:tcW w:type="dxa" w:w="907"/>
+            <w:tcW w:type="dxa" w:w="1360"/>
+            <w:tcBorders>
+              <w:top w:val="single" w:color="000000" w:sz="4"/>
+              <w:left w:val="single" w:color="000000" w:sz="4"/>
+              <w:bottom w:val="single" w:color="000000" w:sz="4"/>
+              <w:right w:val="single" w:color="000000" w:sz="4"/>
+            </w:tcBorders>
+            <w:shd w:fill="ffffff" w:color="auto" w:val="clear"/>
+            <w:tcMar>
+              <w:top w:type="dxa" w:w="170"/>
+              <w:left w:type="dxa" w:w="170"/>
+              <w:bottom w:type="dxa" w:w="170"/>
+              <w:right w:type="dxa" w:w="170"/>
+            </w:tcMar>
+            <w:vAlign w:val="center"/>
+          </w:tcPr>
+          <w:p>
+            <w:pPr>
+              <w:jc w:val="left"/>
+            </w:pPr>
+            <w:r>
+              <w:rPr>
+                <w:rFonts w:ascii="NanumGothic" w:cs="NanumGothic" w:eastAsia="NanumGothic" w:hAnsi="NanumGothic"/>
+                <w:sz w:val="20"/>
+                <w:szCs w:val="20"/>
+              </w:rPr>
+              <w:t xml:space="preserve"/>
+            </w:r>
+          </w:p>
+        </w:tc>
+        <w:tc>
+          <w:tcPr>
+            <w:tcW w:type="dxa" w:w="1474"/>
+            <w:tcBorders>
+              <w:top w:val="single" w:color="000000" w:sz="4"/>
+              <w:left w:val="single" w:color="000000" w:sz="4"/>
+              <w:bottom w:val="single" w:color="000000" w:sz="4"/>
+              <w:right w:val="single" w:color="000000" w:sz="4"/>
+            </w:tcBorders>
+            <w:shd w:fill="ffffff" w:color="auto" w:val="clear"/>
+            <w:tcMar>
+              <w:top w:type="dxa" w:w="170"/>
+              <w:left w:type="dxa" w:w="170"/>
+              <w:bottom w:type="dxa" w:w="170"/>
+              <w:right w:type="dxa" w:w="170"/>
+            </w:tcMar>
+            <w:vAlign w:val="center"/>
+          </w:tcPr>
+          <w:p>
+            <w:pPr>
+              <w:jc w:val="left"/>
+            </w:pPr>
+            <w:r>
+              <w:rPr>
+                <w:rFonts w:ascii="NanumGothic" w:cs="NanumGothic" w:eastAsia="NanumGothic" w:hAnsi="NanumGothic"/>
+                <w:sz w:val="20"/>
+                <w:szCs w:val="20"/>
+              </w:rPr>
+              <w:t xml:space="preserve"/>
+            </w:r>
+          </w:p>
+        </w:tc>
+        <w:tc>
+          <w:tcPr>
+            <w:tcW w:type="dxa" w:w="1360"/>
             <w:tcBorders>
               <w:top w:val="single" w:color="000000" w:sz="4"/>
               <w:left w:val="single" w:color="000000" w:sz="4"/>
@@ -659,7 +659,7 @@
       </w:tr>
       <w:tr>
         <w:trPr>
-          <w:trHeight w:val="510" w:hRule="atLeast"/>
+          <w:trHeight w:val="453" w:hRule="atLeast"/>
         </w:trPr>
         <w:tc>
           <w:tcPr>
@@ -695,7 +695,7 @@
         </w:tc>
         <w:tc>
           <w:tcPr>
-            <w:tcW w:type="dxa" w:w="3968"/>
+            <w:tcW w:type="dxa" w:w="3174"/>
             <w:tcBorders>
               <w:top w:val="single" w:color="000000" w:sz="4"/>
               <w:left w:val="single" w:color="000000" w:sz="4"/>
@@ -759,7 +759,7 @@
         </w:tc>
         <w:tc>
           <w:tcPr>
-            <w:tcW w:type="dxa" w:w="1247"/>
+            <w:tcW w:type="dxa" w:w="1360"/>
             <w:tcBorders>
               <w:top w:val="single" w:color="000000" w:sz="4"/>
               <w:left w:val="single" w:color="000000" w:sz="4"/>
@@ -791,7 +791,7 @@
         </w:tc>
         <w:tc>
           <w:tcPr>
-            <w:tcW w:type="dxa" w:w="1247"/>
+            <w:tcW w:type="dxa" w:w="1474"/>
             <w:tcBorders>
               <w:top w:val="single" w:color="000000" w:sz="4"/>
               <w:left w:val="single" w:color="000000" w:sz="4"/>
@@ -823,7 +823,7 @@
         </w:tc>
         <w:tc>
           <w:tcPr>
-            <w:tcW w:type="dxa" w:w="907"/>
+            <w:tcW w:type="dxa" w:w="1360"/>
             <w:tcBorders>
               <w:top w:val="single" w:color="000000" w:sz="4"/>
               <w:left w:val="single" w:color="000000" w:sz="4"/>
@@ -856,7 +856,7 @@
       </w:tr>
       <w:tr>
         <w:trPr>
-          <w:trHeight w:val="510" w:hRule="atLeast"/>
+          <w:trHeight w:val="453" w:hRule="atLeast"/>
         </w:trPr>
         <w:tc>
           <w:tcPr>
@@ -892,7 +892,7 @@
         </w:tc>
         <w:tc>
           <w:tcPr>
-            <w:tcW w:type="dxa" w:w="3968"/>
+            <w:tcW w:type="dxa" w:w="3174"/>
             <w:tcBorders>
               <w:top w:val="single" w:color="000000" w:sz="4"/>
               <w:left w:val="single" w:color="000000" w:sz="4"/>
@@ -956,71 +956,71 @@
         </w:tc>
         <w:tc>
           <w:tcPr>
-            <w:tcW w:type="dxa" w:w="1247"/>
-            <w:tcBorders>
-              <w:top w:val="single" w:color="000000" w:sz="4"/>
-              <w:left w:val="single" w:color="000000" w:sz="4"/>
-              <w:bottom w:val="single" w:color="000000" w:sz="4"/>
-              <w:right w:val="single" w:color="000000" w:sz="4"/>
-            </w:tcBorders>
-            <w:shd w:fill="ffffff" w:color="auto" w:val="clear"/>
-            <w:tcMar>
-              <w:top w:type="dxa" w:w="170"/>
-              <w:left w:type="dxa" w:w="170"/>
-              <w:bottom w:type="dxa" w:w="170"/>
-              <w:right w:type="dxa" w:w="170"/>
-            </w:tcMar>
-            <w:vAlign w:val="center"/>
-          </w:tcPr>
-          <w:p>
-            <w:pPr>
-              <w:jc w:val="left"/>
-            </w:pPr>
-            <w:r>
-              <w:rPr>
-                <w:rFonts w:ascii="NanumGothic" w:cs="NanumGothic" w:eastAsia="NanumGothic" w:hAnsi="NanumGothic"/>
-                <w:sz w:val="20"/>
-                <w:szCs w:val="20"/>
-              </w:rPr>
-              <w:t xml:space="preserve"/>
-            </w:r>
-          </w:p>
-        </w:tc>
-        <w:tc>
-          <w:tcPr>
-            <w:tcW w:type="dxa" w:w="1247"/>
-            <w:tcBorders>
-              <w:top w:val="single" w:color="000000" w:sz="4"/>
-              <w:left w:val="single" w:color="000000" w:sz="4"/>
-              <w:bottom w:val="single" w:color="000000" w:sz="4"/>
-              <w:right w:val="single" w:color="000000" w:sz="4"/>
-            </w:tcBorders>
-            <w:shd w:fill="ffffff" w:color="auto" w:val="clear"/>
-            <w:tcMar>
-              <w:top w:type="dxa" w:w="170"/>
-              <w:left w:type="dxa" w:w="170"/>
-              <w:bottom w:type="dxa" w:w="170"/>
-              <w:right w:type="dxa" w:w="170"/>
-            </w:tcMar>
-            <w:vAlign w:val="center"/>
-          </w:tcPr>
-          <w:p>
-            <w:pPr>
-              <w:jc w:val="left"/>
-            </w:pPr>
-            <w:r>
-              <w:rPr>
-                <w:rFonts w:ascii="NanumGothic" w:cs="NanumGothic" w:eastAsia="NanumGothic" w:hAnsi="NanumGothic"/>
-                <w:sz w:val="20"/>
-                <w:szCs w:val="20"/>
-              </w:rPr>
-              <w:t xml:space="preserve"/>
-            </w:r>
-          </w:p>
-        </w:tc>
-        <w:tc>
-          <w:tcPr>
-            <w:tcW w:type="dxa" w:w="907"/>
+            <w:tcW w:type="dxa" w:w="1360"/>
+            <w:tcBorders>
+              <w:top w:val="single" w:color="000000" w:sz="4"/>
+              <w:left w:val="single" w:color="000000" w:sz="4"/>
+              <w:bottom w:val="single" w:color="000000" w:sz="4"/>
+              <w:right w:val="single" w:color="000000" w:sz="4"/>
+            </w:tcBorders>
+            <w:shd w:fill="ffffff" w:color="auto" w:val="clear"/>
+            <w:tcMar>
+              <w:top w:type="dxa" w:w="170"/>
+              <w:left w:type="dxa" w:w="170"/>
+              <w:bottom w:type="dxa" w:w="170"/>
+              <w:right w:type="dxa" w:w="170"/>
+            </w:tcMar>
+            <w:vAlign w:val="center"/>
+          </w:tcPr>
+          <w:p>
+            <w:pPr>
+              <w:jc w:val="left"/>
+            </w:pPr>
+            <w:r>
+              <w:rPr>
+                <w:rFonts w:ascii="NanumGothic" w:cs="NanumGothic" w:eastAsia="NanumGothic" w:hAnsi="NanumGothic"/>
+                <w:sz w:val="20"/>
+                <w:szCs w:val="20"/>
+              </w:rPr>
+              <w:t xml:space="preserve"/>
+            </w:r>
+          </w:p>
+        </w:tc>
+        <w:tc>
+          <w:tcPr>
+            <w:tcW w:type="dxa" w:w="1474"/>
+            <w:tcBorders>
+              <w:top w:val="single" w:color="000000" w:sz="4"/>
+              <w:left w:val="single" w:color="000000" w:sz="4"/>
+              <w:bottom w:val="single" w:color="000000" w:sz="4"/>
+              <w:right w:val="single" w:color="000000" w:sz="4"/>
+            </w:tcBorders>
+            <w:shd w:fill="ffffff" w:color="auto" w:val="clear"/>
+            <w:tcMar>
+              <w:top w:type="dxa" w:w="170"/>
+              <w:left w:type="dxa" w:w="170"/>
+              <w:bottom w:type="dxa" w:w="170"/>
+              <w:right w:type="dxa" w:w="170"/>
+            </w:tcMar>
+            <w:vAlign w:val="center"/>
+          </w:tcPr>
+          <w:p>
+            <w:pPr>
+              <w:jc w:val="left"/>
+            </w:pPr>
+            <w:r>
+              <w:rPr>
+                <w:rFonts w:ascii="NanumGothic" w:cs="NanumGothic" w:eastAsia="NanumGothic" w:hAnsi="NanumGothic"/>
+                <w:sz w:val="20"/>
+                <w:szCs w:val="20"/>
+              </w:rPr>
+              <w:t xml:space="preserve"/>
+            </w:r>
+          </w:p>
+        </w:tc>
+        <w:tc>
+          <w:tcPr>
+            <w:tcW w:type="dxa" w:w="1360"/>
             <w:tcBorders>
               <w:top w:val="single" w:color="000000" w:sz="4"/>
               <w:left w:val="single" w:color="000000" w:sz="4"/>
@@ -1053,7 +1053,7 @@
       </w:tr>
       <w:tr>
         <w:trPr>
-          <w:trHeight w:val="510" w:hRule="atLeast"/>
+          <w:trHeight w:val="453" w:hRule="atLeast"/>
         </w:trPr>
         <w:tc>
           <w:tcPr>
@@ -1089,7 +1089,7 @@
         </w:tc>
         <w:tc>
           <w:tcPr>
-            <w:tcW w:type="dxa" w:w="3968"/>
+            <w:tcW w:type="dxa" w:w="3174"/>
             <w:tcBorders>
               <w:top w:val="single" w:color="000000" w:sz="4"/>
               <w:left w:val="single" w:color="000000" w:sz="4"/>
@@ -1153,7 +1153,7 @@
         </w:tc>
         <w:tc>
           <w:tcPr>
-            <w:tcW w:type="dxa" w:w="1247"/>
+            <w:tcW w:type="dxa" w:w="1360"/>
             <w:tcBorders>
               <w:top w:val="single" w:color="000000" w:sz="4"/>
               <w:left w:val="single" w:color="000000" w:sz="4"/>
@@ -1185,7 +1185,7 @@
         </w:tc>
         <w:tc>
           <w:tcPr>
-            <w:tcW w:type="dxa" w:w="1247"/>
+            <w:tcW w:type="dxa" w:w="1474"/>
             <w:tcBorders>
               <w:top w:val="single" w:color="000000" w:sz="4"/>
               <w:left w:val="single" w:color="000000" w:sz="4"/>
@@ -1217,7 +1217,7 @@
         </w:tc>
         <w:tc>
           <w:tcPr>
-            <w:tcW w:type="dxa" w:w="907"/>
+            <w:tcW w:type="dxa" w:w="1360"/>
             <w:tcBorders>
               <w:top w:val="single" w:color="000000" w:sz="4"/>
               <w:left w:val="single" w:color="000000" w:sz="4"/>
@@ -1250,7 +1250,7 @@
       </w:tr>
       <w:tr>
         <w:trPr>
-          <w:trHeight w:val="510" w:hRule="atLeast"/>
+          <w:trHeight w:val="453" w:hRule="atLeast"/>
         </w:trPr>
         <w:tc>
           <w:tcPr>
@@ -1286,7 +1286,7 @@
         </w:tc>
         <w:tc>
           <w:tcPr>
-            <w:tcW w:type="dxa" w:w="3968"/>
+            <w:tcW w:type="dxa" w:w="3174"/>
             <w:tcBorders>
               <w:top w:val="single" w:color="000000" w:sz="4"/>
               <w:left w:val="single" w:color="000000" w:sz="4"/>
@@ -1350,71 +1350,71 @@
         </w:tc>
         <w:tc>
           <w:tcPr>
-            <w:tcW w:type="dxa" w:w="1247"/>
-            <w:tcBorders>
-              <w:top w:val="single" w:color="000000" w:sz="4"/>
-              <w:left w:val="single" w:color="000000" w:sz="4"/>
-              <w:bottom w:val="single" w:color="000000" w:sz="4"/>
-              <w:right w:val="single" w:color="000000" w:sz="4"/>
-            </w:tcBorders>
-            <w:shd w:fill="ffffff" w:color="auto" w:val="clear"/>
-            <w:tcMar>
-              <w:top w:type="dxa" w:w="170"/>
-              <w:left w:type="dxa" w:w="170"/>
-              <w:bottom w:type="dxa" w:w="170"/>
-              <w:right w:type="dxa" w:w="170"/>
-            </w:tcMar>
-            <w:vAlign w:val="center"/>
-          </w:tcPr>
-          <w:p>
-            <w:pPr>
-              <w:jc w:val="left"/>
-            </w:pPr>
-            <w:r>
-              <w:rPr>
-                <w:rFonts w:ascii="NanumGothic" w:cs="NanumGothic" w:eastAsia="NanumGothic" w:hAnsi="NanumGothic"/>
-                <w:sz w:val="20"/>
-                <w:szCs w:val="20"/>
-              </w:rPr>
-              <w:t xml:space="preserve"/>
-            </w:r>
-          </w:p>
-        </w:tc>
-        <w:tc>
-          <w:tcPr>
-            <w:tcW w:type="dxa" w:w="1247"/>
-            <w:tcBorders>
-              <w:top w:val="single" w:color="000000" w:sz="4"/>
-              <w:left w:val="single" w:color="000000" w:sz="4"/>
-              <w:bottom w:val="single" w:color="000000" w:sz="4"/>
-              <w:right w:val="single" w:color="000000" w:sz="4"/>
-            </w:tcBorders>
-            <w:shd w:fill="ffffff" w:color="auto" w:val="clear"/>
-            <w:tcMar>
-              <w:top w:type="dxa" w:w="170"/>
-              <w:left w:type="dxa" w:w="170"/>
-              <w:bottom w:type="dxa" w:w="170"/>
-              <w:right w:type="dxa" w:w="170"/>
-            </w:tcMar>
-            <w:vAlign w:val="center"/>
-          </w:tcPr>
-          <w:p>
-            <w:pPr>
-              <w:jc w:val="left"/>
-            </w:pPr>
-            <w:r>
-              <w:rPr>
-                <w:rFonts w:ascii="NanumGothic" w:cs="NanumGothic" w:eastAsia="NanumGothic" w:hAnsi="NanumGothic"/>
-                <w:sz w:val="20"/>
-                <w:szCs w:val="20"/>
-              </w:rPr>
-              <w:t xml:space="preserve"/>
-            </w:r>
-          </w:p>
-        </w:tc>
-        <w:tc>
-          <w:tcPr>
-            <w:tcW w:type="dxa" w:w="907"/>
+            <w:tcW w:type="dxa" w:w="1360"/>
+            <w:tcBorders>
+              <w:top w:val="single" w:color="000000" w:sz="4"/>
+              <w:left w:val="single" w:color="000000" w:sz="4"/>
+              <w:bottom w:val="single" w:color="000000" w:sz="4"/>
+              <w:right w:val="single" w:color="000000" w:sz="4"/>
+            </w:tcBorders>
+            <w:shd w:fill="ffffff" w:color="auto" w:val="clear"/>
+            <w:tcMar>
+              <w:top w:type="dxa" w:w="170"/>
+              <w:left w:type="dxa" w:w="170"/>
+              <w:bottom w:type="dxa" w:w="170"/>
+              <w:right w:type="dxa" w:w="170"/>
+            </w:tcMar>
+            <w:vAlign w:val="center"/>
+          </w:tcPr>
+          <w:p>
+            <w:pPr>
+              <w:jc w:val="left"/>
+            </w:pPr>
+            <w:r>
+              <w:rPr>
+                <w:rFonts w:ascii="NanumGothic" w:cs="NanumGothic" w:eastAsia="NanumGothic" w:hAnsi="NanumGothic"/>
+                <w:sz w:val="20"/>
+                <w:szCs w:val="20"/>
+              </w:rPr>
+              <w:t xml:space="preserve"/>
+            </w:r>
+          </w:p>
+        </w:tc>
+        <w:tc>
+          <w:tcPr>
+            <w:tcW w:type="dxa" w:w="1474"/>
+            <w:tcBorders>
+              <w:top w:val="single" w:color="000000" w:sz="4"/>
+              <w:left w:val="single" w:color="000000" w:sz="4"/>
+              <w:bottom w:val="single" w:color="000000" w:sz="4"/>
+              <w:right w:val="single" w:color="000000" w:sz="4"/>
+            </w:tcBorders>
+            <w:shd w:fill="ffffff" w:color="auto" w:val="clear"/>
+            <w:tcMar>
+              <w:top w:type="dxa" w:w="170"/>
+              <w:left w:type="dxa" w:w="170"/>
+              <w:bottom w:type="dxa" w:w="170"/>
+              <w:right w:type="dxa" w:w="170"/>
+            </w:tcMar>
+            <w:vAlign w:val="center"/>
+          </w:tcPr>
+          <w:p>
+            <w:pPr>
+              <w:jc w:val="left"/>
+            </w:pPr>
+            <w:r>
+              <w:rPr>
+                <w:rFonts w:ascii="NanumGothic" w:cs="NanumGothic" w:eastAsia="NanumGothic" w:hAnsi="NanumGothic"/>
+                <w:sz w:val="20"/>
+                <w:szCs w:val="20"/>
+              </w:rPr>
+              <w:t xml:space="preserve"/>
+            </w:r>
+          </w:p>
+        </w:tc>
+        <w:tc>
+          <w:tcPr>
+            <w:tcW w:type="dxa" w:w="1360"/>
             <w:tcBorders>
               <w:top w:val="single" w:color="000000" w:sz="4"/>
               <w:left w:val="single" w:color="000000" w:sz="4"/>
@@ -1447,7 +1447,7 @@
       </w:tr>
       <w:tr>
         <w:trPr>
-          <w:trHeight w:val="510" w:hRule="atLeast"/>
+          <w:trHeight w:val="453" w:hRule="atLeast"/>
         </w:trPr>
         <w:tc>
           <w:tcPr>
@@ -1483,7 +1483,7 @@
         </w:tc>
         <w:tc>
           <w:tcPr>
-            <w:tcW w:type="dxa" w:w="3968"/>
+            <w:tcW w:type="dxa" w:w="3174"/>
             <w:tcBorders>
               <w:top w:val="single" w:color="000000" w:sz="4"/>
               <w:left w:val="single" w:color="000000" w:sz="4"/>
@@ -1547,7 +1547,7 @@
         </w:tc>
         <w:tc>
           <w:tcPr>
-            <w:tcW w:type="dxa" w:w="1247"/>
+            <w:tcW w:type="dxa" w:w="1360"/>
             <w:tcBorders>
               <w:top w:val="single" w:color="000000" w:sz="4"/>
               <w:left w:val="single" w:color="000000" w:sz="4"/>
@@ -1579,7 +1579,7 @@
         </w:tc>
         <w:tc>
           <w:tcPr>
-            <w:tcW w:type="dxa" w:w="1247"/>
+            <w:tcW w:type="dxa" w:w="1474"/>
             <w:tcBorders>
               <w:top w:val="single" w:color="000000" w:sz="4"/>
               <w:left w:val="single" w:color="000000" w:sz="4"/>
@@ -1611,7 +1611,7 @@
         </w:tc>
         <w:tc>
           <w:tcPr>
-            <w:tcW w:type="dxa" w:w="907"/>
+            <w:tcW w:type="dxa" w:w="1360"/>
             <w:tcBorders>
               <w:top w:val="single" w:color="000000" w:sz="4"/>
               <w:left w:val="single" w:color="000000" w:sz="4"/>
@@ -1644,7 +1644,7 @@
       </w:tr>
       <w:tr>
         <w:trPr>
-          <w:trHeight w:val="510" w:hRule="atLeast"/>
+          <w:trHeight w:val="453" w:hRule="atLeast"/>
         </w:trPr>
         <w:tc>
           <w:tcPr>
@@ -1680,7 +1680,7 @@
         </w:tc>
         <w:tc>
           <w:tcPr>
-            <w:tcW w:type="dxa" w:w="3968"/>
+            <w:tcW w:type="dxa" w:w="3174"/>
             <w:tcBorders>
               <w:top w:val="single" w:color="000000" w:sz="4"/>
               <w:left w:val="single" w:color="000000" w:sz="4"/>
@@ -1744,71 +1744,71 @@
         </w:tc>
         <w:tc>
           <w:tcPr>
-            <w:tcW w:type="dxa" w:w="1247"/>
-            <w:tcBorders>
-              <w:top w:val="single" w:color="000000" w:sz="4"/>
-              <w:left w:val="single" w:color="000000" w:sz="4"/>
-              <w:bottom w:val="single" w:color="000000" w:sz="4"/>
-              <w:right w:val="single" w:color="000000" w:sz="4"/>
-            </w:tcBorders>
-            <w:shd w:fill="ffffff" w:color="auto" w:val="clear"/>
-            <w:tcMar>
-              <w:top w:type="dxa" w:w="170"/>
-              <w:left w:type="dxa" w:w="170"/>
-              <w:bottom w:type="dxa" w:w="170"/>
-              <w:right w:type="dxa" w:w="170"/>
-            </w:tcMar>
-            <w:vAlign w:val="center"/>
-          </w:tcPr>
-          <w:p>
-            <w:pPr>
-              <w:jc w:val="left"/>
-            </w:pPr>
-            <w:r>
-              <w:rPr>
-                <w:rFonts w:ascii="NanumGothic" w:cs="NanumGothic" w:eastAsia="NanumGothic" w:hAnsi="NanumGothic"/>
-                <w:sz w:val="20"/>
-                <w:szCs w:val="20"/>
-              </w:rPr>
-              <w:t xml:space="preserve"/>
-            </w:r>
-          </w:p>
-        </w:tc>
-        <w:tc>
-          <w:tcPr>
-            <w:tcW w:type="dxa" w:w="1247"/>
-            <w:tcBorders>
-              <w:top w:val="single" w:color="000000" w:sz="4"/>
-              <w:left w:val="single" w:color="000000" w:sz="4"/>
-              <w:bottom w:val="single" w:color="000000" w:sz="4"/>
-              <w:right w:val="single" w:color="000000" w:sz="4"/>
-            </w:tcBorders>
-            <w:shd w:fill="ffffff" w:color="auto" w:val="clear"/>
-            <w:tcMar>
-              <w:top w:type="dxa" w:w="170"/>
-              <w:left w:type="dxa" w:w="170"/>
-              <w:bottom w:type="dxa" w:w="170"/>
-              <w:right w:type="dxa" w:w="170"/>
-            </w:tcMar>
-            <w:vAlign w:val="center"/>
-          </w:tcPr>
-          <w:p>
-            <w:pPr>
-              <w:jc w:val="left"/>
-            </w:pPr>
-            <w:r>
-              <w:rPr>
-                <w:rFonts w:ascii="NanumGothic" w:cs="NanumGothic" w:eastAsia="NanumGothic" w:hAnsi="NanumGothic"/>
-                <w:sz w:val="20"/>
-                <w:szCs w:val="20"/>
-              </w:rPr>
-              <w:t xml:space="preserve"/>
-            </w:r>
-          </w:p>
-        </w:tc>
-        <w:tc>
-          <w:tcPr>
-            <w:tcW w:type="dxa" w:w="907"/>
+            <w:tcW w:type="dxa" w:w="1360"/>
+            <w:tcBorders>
+              <w:top w:val="single" w:color="000000" w:sz="4"/>
+              <w:left w:val="single" w:color="000000" w:sz="4"/>
+              <w:bottom w:val="single" w:color="000000" w:sz="4"/>
+              <w:right w:val="single" w:color="000000" w:sz="4"/>
+            </w:tcBorders>
+            <w:shd w:fill="ffffff" w:color="auto" w:val="clear"/>
+            <w:tcMar>
+              <w:top w:type="dxa" w:w="170"/>
+              <w:left w:type="dxa" w:w="170"/>
+              <w:bottom w:type="dxa" w:w="170"/>
+              <w:right w:type="dxa" w:w="170"/>
+            </w:tcMar>
+            <w:vAlign w:val="center"/>
+          </w:tcPr>
+          <w:p>
+            <w:pPr>
+              <w:jc w:val="left"/>
+            </w:pPr>
+            <w:r>
+              <w:rPr>
+                <w:rFonts w:ascii="NanumGothic" w:cs="NanumGothic" w:eastAsia="NanumGothic" w:hAnsi="NanumGothic"/>
+                <w:sz w:val="20"/>
+                <w:szCs w:val="20"/>
+              </w:rPr>
+              <w:t xml:space="preserve"/>
+            </w:r>
+          </w:p>
+        </w:tc>
+        <w:tc>
+          <w:tcPr>
+            <w:tcW w:type="dxa" w:w="1474"/>
+            <w:tcBorders>
+              <w:top w:val="single" w:color="000000" w:sz="4"/>
+              <w:left w:val="single" w:color="000000" w:sz="4"/>
+              <w:bottom w:val="single" w:color="000000" w:sz="4"/>
+              <w:right w:val="single" w:color="000000" w:sz="4"/>
+            </w:tcBorders>
+            <w:shd w:fill="ffffff" w:color="auto" w:val="clear"/>
+            <w:tcMar>
+              <w:top w:type="dxa" w:w="170"/>
+              <w:left w:type="dxa" w:w="170"/>
+              <w:bottom w:type="dxa" w:w="170"/>
+              <w:right w:type="dxa" w:w="170"/>
+            </w:tcMar>
+            <w:vAlign w:val="center"/>
+          </w:tcPr>
+          <w:p>
+            <w:pPr>
+              <w:jc w:val="left"/>
+            </w:pPr>
+            <w:r>
+              <w:rPr>
+                <w:rFonts w:ascii="NanumGothic" w:cs="NanumGothic" w:eastAsia="NanumGothic" w:hAnsi="NanumGothic"/>
+                <w:sz w:val="20"/>
+                <w:szCs w:val="20"/>
+              </w:rPr>
+              <w:t xml:space="preserve"/>
+            </w:r>
+          </w:p>
+        </w:tc>
+        <w:tc>
+          <w:tcPr>
+            <w:tcW w:type="dxa" w:w="1360"/>
             <w:tcBorders>
               <w:top w:val="single" w:color="000000" w:sz="4"/>
               <w:left w:val="single" w:color="000000" w:sz="4"/>
@@ -1841,7 +1841,7 @@
       </w:tr>
       <w:tr>
         <w:trPr>
-          <w:trHeight w:val="510" w:hRule="atLeast"/>
+          <w:trHeight w:val="453" w:hRule="atLeast"/>
         </w:trPr>
         <w:tc>
           <w:tcPr>
@@ -1877,7 +1877,7 @@
         </w:tc>
         <w:tc>
           <w:tcPr>
-            <w:tcW w:type="dxa" w:w="3968"/>
+            <w:tcW w:type="dxa" w:w="3174"/>
             <w:tcBorders>
               <w:top w:val="single" w:color="000000" w:sz="4"/>
               <w:left w:val="single" w:color="000000" w:sz="4"/>
@@ -1941,7 +1941,7 @@
         </w:tc>
         <w:tc>
           <w:tcPr>
-            <w:tcW w:type="dxa" w:w="1247"/>
+            <w:tcW w:type="dxa" w:w="1360"/>
             <w:tcBorders>
               <w:top w:val="single" w:color="000000" w:sz="4"/>
               <w:left w:val="single" w:color="000000" w:sz="4"/>
@@ -1973,7 +1973,7 @@
         </w:tc>
         <w:tc>
           <w:tcPr>
-            <w:tcW w:type="dxa" w:w="1247"/>
+            <w:tcW w:type="dxa" w:w="1474"/>
             <w:tcBorders>
               <w:top w:val="single" w:color="000000" w:sz="4"/>
               <w:left w:val="single" w:color="000000" w:sz="4"/>
@@ -2005,7 +2005,7 @@
         </w:tc>
         <w:tc>
           <w:tcPr>
-            <w:tcW w:type="dxa" w:w="907"/>
+            <w:tcW w:type="dxa" w:w="1360"/>
             <w:tcBorders>
               <w:top w:val="single" w:color="000000" w:sz="4"/>
               <w:left w:val="single" w:color="000000" w:sz="4"/>
@@ -2038,7 +2038,7 @@
       </w:tr>
       <w:tr>
         <w:trPr>
-          <w:trHeight w:val="510" w:hRule="atLeast"/>
+          <w:trHeight w:val="453" w:hRule="atLeast"/>
         </w:trPr>
         <w:tc>
           <w:tcPr>
@@ -2074,7 +2074,7 @@
         </w:tc>
         <w:tc>
           <w:tcPr>
-            <w:tcW w:type="dxa" w:w="3968"/>
+            <w:tcW w:type="dxa" w:w="3174"/>
             <w:tcBorders>
               <w:top w:val="single" w:color="000000" w:sz="4"/>
               <w:left w:val="single" w:color="000000" w:sz="4"/>
@@ -2138,71 +2138,71 @@
         </w:tc>
         <w:tc>
           <w:tcPr>
-            <w:tcW w:type="dxa" w:w="1247"/>
-            <w:tcBorders>
-              <w:top w:val="single" w:color="000000" w:sz="4"/>
-              <w:left w:val="single" w:color="000000" w:sz="4"/>
-              <w:bottom w:val="single" w:color="000000" w:sz="4"/>
-              <w:right w:val="single" w:color="000000" w:sz="4"/>
-            </w:tcBorders>
-            <w:shd w:fill="ffffff" w:color="auto" w:val="clear"/>
-            <w:tcMar>
-              <w:top w:type="dxa" w:w="170"/>
-              <w:left w:type="dxa" w:w="170"/>
-              <w:bottom w:type="dxa" w:w="170"/>
-              <w:right w:type="dxa" w:w="170"/>
-            </w:tcMar>
-            <w:vAlign w:val="center"/>
-          </w:tcPr>
-          <w:p>
-            <w:pPr>
-              <w:jc w:val="left"/>
-            </w:pPr>
-            <w:r>
-              <w:rPr>
-                <w:rFonts w:ascii="NanumGothic" w:cs="NanumGothic" w:eastAsia="NanumGothic" w:hAnsi="NanumGothic"/>
-                <w:sz w:val="20"/>
-                <w:szCs w:val="20"/>
-              </w:rPr>
-              <w:t xml:space="preserve"/>
-            </w:r>
-          </w:p>
-        </w:tc>
-        <w:tc>
-          <w:tcPr>
-            <w:tcW w:type="dxa" w:w="1247"/>
-            <w:tcBorders>
-              <w:top w:val="single" w:color="000000" w:sz="4"/>
-              <w:left w:val="single" w:color="000000" w:sz="4"/>
-              <w:bottom w:val="single" w:color="000000" w:sz="4"/>
-              <w:right w:val="single" w:color="000000" w:sz="4"/>
-            </w:tcBorders>
-            <w:shd w:fill="ffffff" w:color="auto" w:val="clear"/>
-            <w:tcMar>
-              <w:top w:type="dxa" w:w="170"/>
-              <w:left w:type="dxa" w:w="170"/>
-              <w:bottom w:type="dxa" w:w="170"/>
-              <w:right w:type="dxa" w:w="170"/>
-            </w:tcMar>
-            <w:vAlign w:val="center"/>
-          </w:tcPr>
-          <w:p>
-            <w:pPr>
-              <w:jc w:val="left"/>
-            </w:pPr>
-            <w:r>
-              <w:rPr>
-                <w:rFonts w:ascii="NanumGothic" w:cs="NanumGothic" w:eastAsia="NanumGothic" w:hAnsi="NanumGothic"/>
-                <w:sz w:val="20"/>
-                <w:szCs w:val="20"/>
-              </w:rPr>
-              <w:t xml:space="preserve"/>
-            </w:r>
-          </w:p>
-        </w:tc>
-        <w:tc>
-          <w:tcPr>
-            <w:tcW w:type="dxa" w:w="907"/>
+            <w:tcW w:type="dxa" w:w="1360"/>
+            <w:tcBorders>
+              <w:top w:val="single" w:color="000000" w:sz="4"/>
+              <w:left w:val="single" w:color="000000" w:sz="4"/>
+              <w:bottom w:val="single" w:color="000000" w:sz="4"/>
+              <w:right w:val="single" w:color="000000" w:sz="4"/>
+            </w:tcBorders>
+            <w:shd w:fill="ffffff" w:color="auto" w:val="clear"/>
+            <w:tcMar>
+              <w:top w:type="dxa" w:w="170"/>
+              <w:left w:type="dxa" w:w="170"/>
+              <w:bottom w:type="dxa" w:w="170"/>
+              <w:right w:type="dxa" w:w="170"/>
+            </w:tcMar>
+            <w:vAlign w:val="center"/>
+          </w:tcPr>
+          <w:p>
+            <w:pPr>
+              <w:jc w:val="left"/>
+            </w:pPr>
+            <w:r>
+              <w:rPr>
+                <w:rFonts w:ascii="NanumGothic" w:cs="NanumGothic" w:eastAsia="NanumGothic" w:hAnsi="NanumGothic"/>
+                <w:sz w:val="20"/>
+                <w:szCs w:val="20"/>
+              </w:rPr>
+              <w:t xml:space="preserve"/>
+            </w:r>
+          </w:p>
+        </w:tc>
+        <w:tc>
+          <w:tcPr>
+            <w:tcW w:type="dxa" w:w="1474"/>
+            <w:tcBorders>
+              <w:top w:val="single" w:color="000000" w:sz="4"/>
+              <w:left w:val="single" w:color="000000" w:sz="4"/>
+              <w:bottom w:val="single" w:color="000000" w:sz="4"/>
+              <w:right w:val="single" w:color="000000" w:sz="4"/>
+            </w:tcBorders>
+            <w:shd w:fill="ffffff" w:color="auto" w:val="clear"/>
+            <w:tcMar>
+              <w:top w:type="dxa" w:w="170"/>
+              <w:left w:type="dxa" w:w="170"/>
+              <w:bottom w:type="dxa" w:w="170"/>
+              <w:right w:type="dxa" w:w="170"/>
+            </w:tcMar>
+            <w:vAlign w:val="center"/>
+          </w:tcPr>
+          <w:p>
+            <w:pPr>
+              <w:jc w:val="left"/>
+            </w:pPr>
+            <w:r>
+              <w:rPr>
+                <w:rFonts w:ascii="NanumGothic" w:cs="NanumGothic" w:eastAsia="NanumGothic" w:hAnsi="NanumGothic"/>
+                <w:sz w:val="20"/>
+                <w:szCs w:val="20"/>
+              </w:rPr>
+              <w:t xml:space="preserve"/>
+            </w:r>
+          </w:p>
+        </w:tc>
+        <w:tc>
+          <w:tcPr>
+            <w:tcW w:type="dxa" w:w="1360"/>
             <w:tcBorders>
               <w:top w:val="single" w:color="000000" w:sz="4"/>
               <w:left w:val="single" w:color="000000" w:sz="4"/>
@@ -2235,7 +2235,7 @@
       </w:tr>
       <w:tr>
         <w:trPr>
-          <w:trHeight w:val="510" w:hRule="atLeast"/>
+          <w:trHeight w:val="453" w:hRule="atLeast"/>
         </w:trPr>
         <w:tc>
           <w:tcPr>
@@ -2271,7 +2271,7 @@
         </w:tc>
         <w:tc>
           <w:tcPr>
-            <w:tcW w:type="dxa" w:w="3968"/>
+            <w:tcW w:type="dxa" w:w="3174"/>
             <w:tcBorders>
               <w:top w:val="single" w:color="000000" w:sz="4"/>
               <w:left w:val="single" w:color="000000" w:sz="4"/>
@@ -2335,7 +2335,7 @@
         </w:tc>
         <w:tc>
           <w:tcPr>
-            <w:tcW w:type="dxa" w:w="1247"/>
+            <w:tcW w:type="dxa" w:w="1360"/>
             <w:tcBorders>
               <w:top w:val="single" w:color="000000" w:sz="4"/>
               <w:left w:val="single" w:color="000000" w:sz="4"/>
@@ -2367,7 +2367,7 @@
         </w:tc>
         <w:tc>
           <w:tcPr>
-            <w:tcW w:type="dxa" w:w="1247"/>
+            <w:tcW w:type="dxa" w:w="1474"/>
             <w:tcBorders>
               <w:top w:val="single" w:color="000000" w:sz="4"/>
               <w:left w:val="single" w:color="000000" w:sz="4"/>
@@ -2399,7 +2399,7 @@
         </w:tc>
         <w:tc>
           <w:tcPr>
-            <w:tcW w:type="dxa" w:w="907"/>
+            <w:tcW w:type="dxa" w:w="1360"/>
             <w:tcBorders>
               <w:top w:val="single" w:color="000000" w:sz="4"/>
               <w:left w:val="single" w:color="000000" w:sz="4"/>
@@ -2432,7 +2432,7 @@
       </w:tr>
       <w:tr>
         <w:trPr>
-          <w:trHeight w:val="510" w:hRule="atLeast"/>
+          <w:trHeight w:val="453" w:hRule="atLeast"/>
         </w:trPr>
         <w:tc>
           <w:tcPr>
@@ -2468,7 +2468,7 @@
         </w:tc>
         <w:tc>
           <w:tcPr>
-            <w:tcW w:type="dxa" w:w="3968"/>
+            <w:tcW w:type="dxa" w:w="3174"/>
             <w:tcBorders>
               <w:top w:val="single" w:color="000000" w:sz="4"/>
               <w:left w:val="single" w:color="000000" w:sz="4"/>
@@ -2532,71 +2532,71 @@
         </w:tc>
         <w:tc>
           <w:tcPr>
-            <w:tcW w:type="dxa" w:w="1247"/>
-            <w:tcBorders>
-              <w:top w:val="single" w:color="000000" w:sz="4"/>
-              <w:left w:val="single" w:color="000000" w:sz="4"/>
-              <w:bottom w:val="single" w:color="000000" w:sz="4"/>
-              <w:right w:val="single" w:color="000000" w:sz="4"/>
-            </w:tcBorders>
-            <w:shd w:fill="ffffff" w:color="auto" w:val="clear"/>
-            <w:tcMar>
-              <w:top w:type="dxa" w:w="170"/>
-              <w:left w:type="dxa" w:w="170"/>
-              <w:bottom w:type="dxa" w:w="170"/>
-              <w:right w:type="dxa" w:w="170"/>
-            </w:tcMar>
-            <w:vAlign w:val="center"/>
-          </w:tcPr>
-          <w:p>
-            <w:pPr>
-              <w:jc w:val="left"/>
-            </w:pPr>
-            <w:r>
-              <w:rPr>
-                <w:rFonts w:ascii="NanumGothic" w:cs="NanumGothic" w:eastAsia="NanumGothic" w:hAnsi="NanumGothic"/>
-                <w:sz w:val="20"/>
-                <w:szCs w:val="20"/>
-              </w:rPr>
-              <w:t xml:space="preserve"/>
-            </w:r>
-          </w:p>
-        </w:tc>
-        <w:tc>
-          <w:tcPr>
-            <w:tcW w:type="dxa" w:w="1247"/>
-            <w:tcBorders>
-              <w:top w:val="single" w:color="000000" w:sz="4"/>
-              <w:left w:val="single" w:color="000000" w:sz="4"/>
-              <w:bottom w:val="single" w:color="000000" w:sz="4"/>
-              <w:right w:val="single" w:color="000000" w:sz="4"/>
-            </w:tcBorders>
-            <w:shd w:fill="ffffff" w:color="auto" w:val="clear"/>
-            <w:tcMar>
-              <w:top w:type="dxa" w:w="170"/>
-              <w:left w:type="dxa" w:w="170"/>
-              <w:bottom w:type="dxa" w:w="170"/>
-              <w:right w:type="dxa" w:w="170"/>
-            </w:tcMar>
-            <w:vAlign w:val="center"/>
-          </w:tcPr>
-          <w:p>
-            <w:pPr>
-              <w:jc w:val="left"/>
-            </w:pPr>
-            <w:r>
-              <w:rPr>
-                <w:rFonts w:ascii="NanumGothic" w:cs="NanumGothic" w:eastAsia="NanumGothic" w:hAnsi="NanumGothic"/>
-                <w:sz w:val="20"/>
-                <w:szCs w:val="20"/>
-              </w:rPr>
-              <w:t xml:space="preserve"/>
-            </w:r>
-          </w:p>
-        </w:tc>
-        <w:tc>
-          <w:tcPr>
-            <w:tcW w:type="dxa" w:w="907"/>
+            <w:tcW w:type="dxa" w:w="1360"/>
+            <w:tcBorders>
+              <w:top w:val="single" w:color="000000" w:sz="4"/>
+              <w:left w:val="single" w:color="000000" w:sz="4"/>
+              <w:bottom w:val="single" w:color="000000" w:sz="4"/>
+              <w:right w:val="single" w:color="000000" w:sz="4"/>
+            </w:tcBorders>
+            <w:shd w:fill="ffffff" w:color="auto" w:val="clear"/>
+            <w:tcMar>
+              <w:top w:type="dxa" w:w="170"/>
+              <w:left w:type="dxa" w:w="170"/>
+              <w:bottom w:type="dxa" w:w="170"/>
+              <w:right w:type="dxa" w:w="170"/>
+            </w:tcMar>
+            <w:vAlign w:val="center"/>
+          </w:tcPr>
+          <w:p>
+            <w:pPr>
+              <w:jc w:val="left"/>
+            </w:pPr>
+            <w:r>
+              <w:rPr>
+                <w:rFonts w:ascii="NanumGothic" w:cs="NanumGothic" w:eastAsia="NanumGothic" w:hAnsi="NanumGothic"/>
+                <w:sz w:val="20"/>
+                <w:szCs w:val="20"/>
+              </w:rPr>
+              <w:t xml:space="preserve"/>
+            </w:r>
+          </w:p>
+        </w:tc>
+        <w:tc>
+          <w:tcPr>
+            <w:tcW w:type="dxa" w:w="1474"/>
+            <w:tcBorders>
+              <w:top w:val="single" w:color="000000" w:sz="4"/>
+              <w:left w:val="single" w:color="000000" w:sz="4"/>
+              <w:bottom w:val="single" w:color="000000" w:sz="4"/>
+              <w:right w:val="single" w:color="000000" w:sz="4"/>
+            </w:tcBorders>
+            <w:shd w:fill="ffffff" w:color="auto" w:val="clear"/>
+            <w:tcMar>
+              <w:top w:type="dxa" w:w="170"/>
+              <w:left w:type="dxa" w:w="170"/>
+              <w:bottom w:type="dxa" w:w="170"/>
+              <w:right w:type="dxa" w:w="170"/>
+            </w:tcMar>
+            <w:vAlign w:val="center"/>
+          </w:tcPr>
+          <w:p>
+            <w:pPr>
+              <w:jc w:val="left"/>
+            </w:pPr>
+            <w:r>
+              <w:rPr>
+                <w:rFonts w:ascii="NanumGothic" w:cs="NanumGothic" w:eastAsia="NanumGothic" w:hAnsi="NanumGothic"/>
+                <w:sz w:val="20"/>
+                <w:szCs w:val="20"/>
+              </w:rPr>
+              <w:t xml:space="preserve"/>
+            </w:r>
+          </w:p>
+        </w:tc>
+        <w:tc>
+          <w:tcPr>
+            <w:tcW w:type="dxa" w:w="1360"/>
             <w:tcBorders>
               <w:top w:val="single" w:color="000000" w:sz="4"/>
               <w:left w:val="single" w:color="000000" w:sz="4"/>
@@ -2629,7 +2629,7 @@
       </w:tr>
       <w:tr>
         <w:trPr>
-          <w:trHeight w:val="510" w:hRule="atLeast"/>
+          <w:trHeight w:val="453" w:hRule="atLeast"/>
         </w:trPr>
         <w:tc>
           <w:tcPr>
@@ -2665,7 +2665,7 @@
         </w:tc>
         <w:tc>
           <w:tcPr>
-            <w:tcW w:type="dxa" w:w="3968"/>
+            <w:tcW w:type="dxa" w:w="3174"/>
             <w:tcBorders>
               <w:top w:val="single" w:color="000000" w:sz="4"/>
               <w:left w:val="single" w:color="000000" w:sz="4"/>
@@ -2729,7 +2729,7 @@
         </w:tc>
         <w:tc>
           <w:tcPr>
-            <w:tcW w:type="dxa" w:w="1247"/>
+            <w:tcW w:type="dxa" w:w="1360"/>
             <w:tcBorders>
               <w:top w:val="single" w:color="000000" w:sz="4"/>
               <w:left w:val="single" w:color="000000" w:sz="4"/>
@@ -2761,7 +2761,7 @@
         </w:tc>
         <w:tc>
           <w:tcPr>
-            <w:tcW w:type="dxa" w:w="1247"/>
+            <w:tcW w:type="dxa" w:w="1474"/>
             <w:tcBorders>
               <w:top w:val="single" w:color="000000" w:sz="4"/>
               <w:left w:val="single" w:color="000000" w:sz="4"/>
@@ -2793,7 +2793,7 @@
         </w:tc>
         <w:tc>
           <w:tcPr>
-            <w:tcW w:type="dxa" w:w="907"/>
+            <w:tcW w:type="dxa" w:w="1360"/>
             <w:tcBorders>
               <w:top w:val="single" w:color="000000" w:sz="4"/>
               <w:left w:val="single" w:color="000000" w:sz="4"/>
@@ -2801,6 +2801,597 @@
               <w:right w:val="single" w:color="000000" w:sz="4"/>
             </w:tcBorders>
             <w:shd w:fill="F5F5F5" w:color="auto" w:val="clear"/>
+            <w:tcMar>
+              <w:top w:type="dxa" w:w="170"/>
+              <w:left w:type="dxa" w:w="170"/>
+              <w:bottom w:type="dxa" w:w="170"/>
+              <w:right w:type="dxa" w:w="170"/>
+            </w:tcMar>
+            <w:vAlign w:val="center"/>
+          </w:tcPr>
+          <w:p>
+            <w:pPr>
+              <w:jc w:val="left"/>
+            </w:pPr>
+            <w:r>
+              <w:rPr>
+                <w:rFonts w:ascii="NanumGothic" w:cs="NanumGothic" w:eastAsia="NanumGothic" w:hAnsi="NanumGothic"/>
+                <w:sz w:val="20"/>
+                <w:szCs w:val="20"/>
+              </w:rPr>
+              <w:t xml:space="preserve"/>
+            </w:r>
+          </w:p>
+        </w:tc>
+      </w:tr>
+      <w:tr>
+        <w:trPr>
+          <w:trHeight w:val="453" w:hRule="atLeast"/>
+        </w:trPr>
+        <w:tc>
+          <w:tcPr>
+            <w:tcW w:type="dxa" w:w="566"/>
+            <w:tcBorders>
+              <w:top w:val="single" w:color="000000" w:sz="4"/>
+              <w:left w:val="single" w:color="000000" w:sz="4"/>
+              <w:bottom w:val="single" w:color="000000" w:sz="4"/>
+              <w:right w:val="single" w:color="000000" w:sz="4"/>
+            </w:tcBorders>
+            <w:shd w:fill="ffffff" w:color="auto" w:val="clear"/>
+            <w:tcMar>
+              <w:top w:type="dxa" w:w="170"/>
+              <w:left w:type="dxa" w:w="170"/>
+              <w:bottom w:type="dxa" w:w="170"/>
+              <w:right w:type="dxa" w:w="170"/>
+            </w:tcMar>
+            <w:vAlign w:val="center"/>
+          </w:tcPr>
+          <w:p>
+            <w:pPr>
+              <w:jc w:val="left"/>
+            </w:pPr>
+            <w:r>
+              <w:rPr>
+                <w:rFonts w:ascii="NanumGothic" w:cs="NanumGothic" w:eastAsia="NanumGothic" w:hAnsi="NanumGothic"/>
+                <w:sz w:val="20"/>
+                <w:szCs w:val="20"/>
+              </w:rPr>
+              <w:t xml:space="preserve"/>
+            </w:r>
+          </w:p>
+        </w:tc>
+        <w:tc>
+          <w:tcPr>
+            <w:tcW w:type="dxa" w:w="3174"/>
+            <w:tcBorders>
+              <w:top w:val="single" w:color="000000" w:sz="4"/>
+              <w:left w:val="single" w:color="000000" w:sz="4"/>
+              <w:bottom w:val="single" w:color="000000" w:sz="4"/>
+              <w:right w:val="single" w:color="000000" w:sz="4"/>
+            </w:tcBorders>
+            <w:shd w:fill="ffffff" w:color="auto" w:val="clear"/>
+            <w:tcMar>
+              <w:top w:type="dxa" w:w="170"/>
+              <w:left w:type="dxa" w:w="170"/>
+              <w:bottom w:type="dxa" w:w="170"/>
+              <w:right w:type="dxa" w:w="170"/>
+            </w:tcMar>
+            <w:vAlign w:val="center"/>
+          </w:tcPr>
+          <w:p>
+            <w:pPr>
+              <w:jc w:val="left"/>
+            </w:pPr>
+            <w:r>
+              <w:rPr>
+                <w:rFonts w:ascii="NanumGothic" w:cs="NanumGothic" w:eastAsia="NanumGothic" w:hAnsi="NanumGothic"/>
+                <w:sz w:val="20"/>
+                <w:szCs w:val="20"/>
+              </w:rPr>
+              <w:t xml:space="preserve"/>
+            </w:r>
+          </w:p>
+        </w:tc>
+        <w:tc>
+          <w:tcPr>
+            <w:tcW w:type="dxa" w:w="1700"/>
+            <w:tcBorders>
+              <w:top w:val="single" w:color="000000" w:sz="4"/>
+              <w:left w:val="single" w:color="000000" w:sz="4"/>
+              <w:bottom w:val="single" w:color="000000" w:sz="4"/>
+              <w:right w:val="single" w:color="000000" w:sz="4"/>
+            </w:tcBorders>
+            <w:shd w:fill="ffffff" w:color="auto" w:val="clear"/>
+            <w:tcMar>
+              <w:top w:type="dxa" w:w="170"/>
+              <w:left w:type="dxa" w:w="170"/>
+              <w:bottom w:type="dxa" w:w="170"/>
+              <w:right w:type="dxa" w:w="170"/>
+            </w:tcMar>
+            <w:vAlign w:val="center"/>
+          </w:tcPr>
+          <w:p>
+            <w:pPr>
+              <w:jc w:val="left"/>
+            </w:pPr>
+            <w:r>
+              <w:rPr>
+                <w:rFonts w:ascii="NanumGothic" w:cs="NanumGothic" w:eastAsia="NanumGothic" w:hAnsi="NanumGothic"/>
+                <w:sz w:val="20"/>
+                <w:szCs w:val="20"/>
+              </w:rPr>
+              <w:t xml:space="preserve"/>
+            </w:r>
+          </w:p>
+        </w:tc>
+        <w:tc>
+          <w:tcPr>
+            <w:tcW w:type="dxa" w:w="1360"/>
+            <w:tcBorders>
+              <w:top w:val="single" w:color="000000" w:sz="4"/>
+              <w:left w:val="single" w:color="000000" w:sz="4"/>
+              <w:bottom w:val="single" w:color="000000" w:sz="4"/>
+              <w:right w:val="single" w:color="000000" w:sz="4"/>
+            </w:tcBorders>
+            <w:shd w:fill="ffffff" w:color="auto" w:val="clear"/>
+            <w:tcMar>
+              <w:top w:type="dxa" w:w="170"/>
+              <w:left w:type="dxa" w:w="170"/>
+              <w:bottom w:type="dxa" w:w="170"/>
+              <w:right w:type="dxa" w:w="170"/>
+            </w:tcMar>
+            <w:vAlign w:val="center"/>
+          </w:tcPr>
+          <w:p>
+            <w:pPr>
+              <w:jc w:val="left"/>
+            </w:pPr>
+            <w:r>
+              <w:rPr>
+                <w:rFonts w:ascii="NanumGothic" w:cs="NanumGothic" w:eastAsia="NanumGothic" w:hAnsi="NanumGothic"/>
+                <w:sz w:val="20"/>
+                <w:szCs w:val="20"/>
+              </w:rPr>
+              <w:t xml:space="preserve"/>
+            </w:r>
+          </w:p>
+        </w:tc>
+        <w:tc>
+          <w:tcPr>
+            <w:tcW w:type="dxa" w:w="1474"/>
+            <w:tcBorders>
+              <w:top w:val="single" w:color="000000" w:sz="4"/>
+              <w:left w:val="single" w:color="000000" w:sz="4"/>
+              <w:bottom w:val="single" w:color="000000" w:sz="4"/>
+              <w:right w:val="single" w:color="000000" w:sz="4"/>
+            </w:tcBorders>
+            <w:shd w:fill="ffffff" w:color="auto" w:val="clear"/>
+            <w:tcMar>
+              <w:top w:type="dxa" w:w="170"/>
+              <w:left w:type="dxa" w:w="170"/>
+              <w:bottom w:type="dxa" w:w="170"/>
+              <w:right w:type="dxa" w:w="170"/>
+            </w:tcMar>
+            <w:vAlign w:val="center"/>
+          </w:tcPr>
+          <w:p>
+            <w:pPr>
+              <w:jc w:val="left"/>
+            </w:pPr>
+            <w:r>
+              <w:rPr>
+                <w:rFonts w:ascii="NanumGothic" w:cs="NanumGothic" w:eastAsia="NanumGothic" w:hAnsi="NanumGothic"/>
+                <w:sz w:val="20"/>
+                <w:szCs w:val="20"/>
+              </w:rPr>
+              <w:t xml:space="preserve"/>
+            </w:r>
+          </w:p>
+        </w:tc>
+        <w:tc>
+          <w:tcPr>
+            <w:tcW w:type="dxa" w:w="1360"/>
+            <w:tcBorders>
+              <w:top w:val="single" w:color="000000" w:sz="4"/>
+              <w:left w:val="single" w:color="000000" w:sz="4"/>
+              <w:bottom w:val="single" w:color="000000" w:sz="4"/>
+              <w:right w:val="single" w:color="000000" w:sz="4"/>
+            </w:tcBorders>
+            <w:shd w:fill="ffffff" w:color="auto" w:val="clear"/>
+            <w:tcMar>
+              <w:top w:type="dxa" w:w="170"/>
+              <w:left w:type="dxa" w:w="170"/>
+              <w:bottom w:type="dxa" w:w="170"/>
+              <w:right w:type="dxa" w:w="170"/>
+            </w:tcMar>
+            <w:vAlign w:val="center"/>
+          </w:tcPr>
+          <w:p>
+            <w:pPr>
+              <w:jc w:val="left"/>
+            </w:pPr>
+            <w:r>
+              <w:rPr>
+                <w:rFonts w:ascii="NanumGothic" w:cs="NanumGothic" w:eastAsia="NanumGothic" w:hAnsi="NanumGothic"/>
+                <w:sz w:val="20"/>
+                <w:szCs w:val="20"/>
+              </w:rPr>
+              <w:t xml:space="preserve"/>
+            </w:r>
+          </w:p>
+        </w:tc>
+      </w:tr>
+      <w:tr>
+        <w:trPr>
+          <w:trHeight w:val="453" w:hRule="atLeast"/>
+        </w:trPr>
+        <w:tc>
+          <w:tcPr>
+            <w:tcW w:type="dxa" w:w="566"/>
+            <w:tcBorders>
+              <w:top w:val="single" w:color="000000" w:sz="4"/>
+              <w:left w:val="single" w:color="000000" w:sz="4"/>
+              <w:bottom w:val="single" w:color="000000" w:sz="4"/>
+              <w:right w:val="single" w:color="000000" w:sz="4"/>
+            </w:tcBorders>
+            <w:shd w:fill="F5F5F5" w:color="auto" w:val="clear"/>
+            <w:tcMar>
+              <w:top w:type="dxa" w:w="170"/>
+              <w:left w:type="dxa" w:w="170"/>
+              <w:bottom w:type="dxa" w:w="170"/>
+              <w:right w:type="dxa" w:w="170"/>
+            </w:tcMar>
+            <w:vAlign w:val="center"/>
+          </w:tcPr>
+          <w:p>
+            <w:pPr>
+              <w:jc w:val="left"/>
+            </w:pPr>
+            <w:r>
+              <w:rPr>
+                <w:rFonts w:ascii="NanumGothic" w:cs="NanumGothic" w:eastAsia="NanumGothic" w:hAnsi="NanumGothic"/>
+                <w:sz w:val="20"/>
+                <w:szCs w:val="20"/>
+              </w:rPr>
+              <w:t xml:space="preserve"/>
+            </w:r>
+          </w:p>
+        </w:tc>
+        <w:tc>
+          <w:tcPr>
+            <w:tcW w:type="dxa" w:w="3174"/>
+            <w:tcBorders>
+              <w:top w:val="single" w:color="000000" w:sz="4"/>
+              <w:left w:val="single" w:color="000000" w:sz="4"/>
+              <w:bottom w:val="single" w:color="000000" w:sz="4"/>
+              <w:right w:val="single" w:color="000000" w:sz="4"/>
+            </w:tcBorders>
+            <w:shd w:fill="F5F5F5" w:color="auto" w:val="clear"/>
+            <w:tcMar>
+              <w:top w:type="dxa" w:w="170"/>
+              <w:left w:type="dxa" w:w="170"/>
+              <w:bottom w:type="dxa" w:w="170"/>
+              <w:right w:type="dxa" w:w="170"/>
+            </w:tcMar>
+            <w:vAlign w:val="center"/>
+          </w:tcPr>
+          <w:p>
+            <w:pPr>
+              <w:jc w:val="left"/>
+            </w:pPr>
+            <w:r>
+              <w:rPr>
+                <w:rFonts w:ascii="NanumGothic" w:cs="NanumGothic" w:eastAsia="NanumGothic" w:hAnsi="NanumGothic"/>
+                <w:sz w:val="20"/>
+                <w:szCs w:val="20"/>
+              </w:rPr>
+              <w:t xml:space="preserve"/>
+            </w:r>
+          </w:p>
+        </w:tc>
+        <w:tc>
+          <w:tcPr>
+            <w:tcW w:type="dxa" w:w="1700"/>
+            <w:tcBorders>
+              <w:top w:val="single" w:color="000000" w:sz="4"/>
+              <w:left w:val="single" w:color="000000" w:sz="4"/>
+              <w:bottom w:val="single" w:color="000000" w:sz="4"/>
+              <w:right w:val="single" w:color="000000" w:sz="4"/>
+            </w:tcBorders>
+            <w:shd w:fill="F5F5F5" w:color="auto" w:val="clear"/>
+            <w:tcMar>
+              <w:top w:type="dxa" w:w="170"/>
+              <w:left w:type="dxa" w:w="170"/>
+              <w:bottom w:type="dxa" w:w="170"/>
+              <w:right w:type="dxa" w:w="170"/>
+            </w:tcMar>
+            <w:vAlign w:val="center"/>
+          </w:tcPr>
+          <w:p>
+            <w:pPr>
+              <w:jc w:val="left"/>
+            </w:pPr>
+            <w:r>
+              <w:rPr>
+                <w:rFonts w:ascii="NanumGothic" w:cs="NanumGothic" w:eastAsia="NanumGothic" w:hAnsi="NanumGothic"/>
+                <w:sz w:val="20"/>
+                <w:szCs w:val="20"/>
+              </w:rPr>
+              <w:t xml:space="preserve"/>
+            </w:r>
+          </w:p>
+        </w:tc>
+        <w:tc>
+          <w:tcPr>
+            <w:tcW w:type="dxa" w:w="1360"/>
+            <w:tcBorders>
+              <w:top w:val="single" w:color="000000" w:sz="4"/>
+              <w:left w:val="single" w:color="000000" w:sz="4"/>
+              <w:bottom w:val="single" w:color="000000" w:sz="4"/>
+              <w:right w:val="single" w:color="000000" w:sz="4"/>
+            </w:tcBorders>
+            <w:shd w:fill="F5F5F5" w:color="auto" w:val="clear"/>
+            <w:tcMar>
+              <w:top w:type="dxa" w:w="170"/>
+              <w:left w:type="dxa" w:w="170"/>
+              <w:bottom w:type="dxa" w:w="170"/>
+              <w:right w:type="dxa" w:w="170"/>
+            </w:tcMar>
+            <w:vAlign w:val="center"/>
+          </w:tcPr>
+          <w:p>
+            <w:pPr>
+              <w:jc w:val="left"/>
+            </w:pPr>
+            <w:r>
+              <w:rPr>
+                <w:rFonts w:ascii="NanumGothic" w:cs="NanumGothic" w:eastAsia="NanumGothic" w:hAnsi="NanumGothic"/>
+                <w:sz w:val="20"/>
+                <w:szCs w:val="20"/>
+              </w:rPr>
+              <w:t xml:space="preserve"/>
+            </w:r>
+          </w:p>
+        </w:tc>
+        <w:tc>
+          <w:tcPr>
+            <w:tcW w:type="dxa" w:w="1474"/>
+            <w:tcBorders>
+              <w:top w:val="single" w:color="000000" w:sz="4"/>
+              <w:left w:val="single" w:color="000000" w:sz="4"/>
+              <w:bottom w:val="single" w:color="000000" w:sz="4"/>
+              <w:right w:val="single" w:color="000000" w:sz="4"/>
+            </w:tcBorders>
+            <w:shd w:fill="F5F5F5" w:color="auto" w:val="clear"/>
+            <w:tcMar>
+              <w:top w:type="dxa" w:w="170"/>
+              <w:left w:type="dxa" w:w="170"/>
+              <w:bottom w:type="dxa" w:w="170"/>
+              <w:right w:type="dxa" w:w="170"/>
+            </w:tcMar>
+            <w:vAlign w:val="center"/>
+          </w:tcPr>
+          <w:p>
+            <w:pPr>
+              <w:jc w:val="left"/>
+            </w:pPr>
+            <w:r>
+              <w:rPr>
+                <w:rFonts w:ascii="NanumGothic" w:cs="NanumGothic" w:eastAsia="NanumGothic" w:hAnsi="NanumGothic"/>
+                <w:sz w:val="20"/>
+                <w:szCs w:val="20"/>
+              </w:rPr>
+              <w:t xml:space="preserve"/>
+            </w:r>
+          </w:p>
+        </w:tc>
+        <w:tc>
+          <w:tcPr>
+            <w:tcW w:type="dxa" w:w="1360"/>
+            <w:tcBorders>
+              <w:top w:val="single" w:color="000000" w:sz="4"/>
+              <w:left w:val="single" w:color="000000" w:sz="4"/>
+              <w:bottom w:val="single" w:color="000000" w:sz="4"/>
+              <w:right w:val="single" w:color="000000" w:sz="4"/>
+            </w:tcBorders>
+            <w:shd w:fill="F5F5F5" w:color="auto" w:val="clear"/>
+            <w:tcMar>
+              <w:top w:type="dxa" w:w="170"/>
+              <w:left w:type="dxa" w:w="170"/>
+              <w:bottom w:type="dxa" w:w="170"/>
+              <w:right w:type="dxa" w:w="170"/>
+            </w:tcMar>
+            <w:vAlign w:val="center"/>
+          </w:tcPr>
+          <w:p>
+            <w:pPr>
+              <w:jc w:val="left"/>
+            </w:pPr>
+            <w:r>
+              <w:rPr>
+                <w:rFonts w:ascii="NanumGothic" w:cs="NanumGothic" w:eastAsia="NanumGothic" w:hAnsi="NanumGothic"/>
+                <w:sz w:val="20"/>
+                <w:szCs w:val="20"/>
+              </w:rPr>
+              <w:t xml:space="preserve"/>
+            </w:r>
+          </w:p>
+        </w:tc>
+      </w:tr>
+      <w:tr>
+        <w:trPr>
+          <w:trHeight w:val="453" w:hRule="atLeast"/>
+        </w:trPr>
+        <w:tc>
+          <w:tcPr>
+            <w:tcW w:type="dxa" w:w="566"/>
+            <w:tcBorders>
+              <w:top w:val="single" w:color="000000" w:sz="4"/>
+              <w:left w:val="single" w:color="000000" w:sz="4"/>
+              <w:bottom w:val="single" w:color="000000" w:sz="4"/>
+              <w:right w:val="single" w:color="000000" w:sz="4"/>
+            </w:tcBorders>
+            <w:shd w:fill="ffffff" w:color="auto" w:val="clear"/>
+            <w:tcMar>
+              <w:top w:type="dxa" w:w="170"/>
+              <w:left w:type="dxa" w:w="170"/>
+              <w:bottom w:type="dxa" w:w="170"/>
+              <w:right w:type="dxa" w:w="170"/>
+            </w:tcMar>
+            <w:vAlign w:val="center"/>
+          </w:tcPr>
+          <w:p>
+            <w:pPr>
+              <w:jc w:val="left"/>
+            </w:pPr>
+            <w:r>
+              <w:rPr>
+                <w:rFonts w:ascii="NanumGothic" w:cs="NanumGothic" w:eastAsia="NanumGothic" w:hAnsi="NanumGothic"/>
+                <w:sz w:val="20"/>
+                <w:szCs w:val="20"/>
+              </w:rPr>
+              <w:t xml:space="preserve"/>
+            </w:r>
+          </w:p>
+        </w:tc>
+        <w:tc>
+          <w:tcPr>
+            <w:tcW w:type="dxa" w:w="3174"/>
+            <w:tcBorders>
+              <w:top w:val="single" w:color="000000" w:sz="4"/>
+              <w:left w:val="single" w:color="000000" w:sz="4"/>
+              <w:bottom w:val="single" w:color="000000" w:sz="4"/>
+              <w:right w:val="single" w:color="000000" w:sz="4"/>
+            </w:tcBorders>
+            <w:shd w:fill="ffffff" w:color="auto" w:val="clear"/>
+            <w:tcMar>
+              <w:top w:type="dxa" w:w="170"/>
+              <w:left w:type="dxa" w:w="170"/>
+              <w:bottom w:type="dxa" w:w="170"/>
+              <w:right w:type="dxa" w:w="170"/>
+            </w:tcMar>
+            <w:vAlign w:val="center"/>
+          </w:tcPr>
+          <w:p>
+            <w:pPr>
+              <w:jc w:val="left"/>
+            </w:pPr>
+            <w:r>
+              <w:rPr>
+                <w:rFonts w:ascii="NanumGothic" w:cs="NanumGothic" w:eastAsia="NanumGothic" w:hAnsi="NanumGothic"/>
+                <w:sz w:val="20"/>
+                <w:szCs w:val="20"/>
+              </w:rPr>
+              <w:t xml:space="preserve"/>
+            </w:r>
+          </w:p>
+        </w:tc>
+        <w:tc>
+          <w:tcPr>
+            <w:tcW w:type="dxa" w:w="1700"/>
+            <w:tcBorders>
+              <w:top w:val="single" w:color="000000" w:sz="4"/>
+              <w:left w:val="single" w:color="000000" w:sz="4"/>
+              <w:bottom w:val="single" w:color="000000" w:sz="4"/>
+              <w:right w:val="single" w:color="000000" w:sz="4"/>
+            </w:tcBorders>
+            <w:shd w:fill="ffffff" w:color="auto" w:val="clear"/>
+            <w:tcMar>
+              <w:top w:type="dxa" w:w="170"/>
+              <w:left w:type="dxa" w:w="170"/>
+              <w:bottom w:type="dxa" w:w="170"/>
+              <w:right w:type="dxa" w:w="170"/>
+            </w:tcMar>
+            <w:vAlign w:val="center"/>
+          </w:tcPr>
+          <w:p>
+            <w:pPr>
+              <w:jc w:val="left"/>
+            </w:pPr>
+            <w:r>
+              <w:rPr>
+                <w:rFonts w:ascii="NanumGothic" w:cs="NanumGothic" w:eastAsia="NanumGothic" w:hAnsi="NanumGothic"/>
+                <w:sz w:val="20"/>
+                <w:szCs w:val="20"/>
+              </w:rPr>
+              <w:t xml:space="preserve"/>
+            </w:r>
+          </w:p>
+        </w:tc>
+        <w:tc>
+          <w:tcPr>
+            <w:tcW w:type="dxa" w:w="1360"/>
+            <w:tcBorders>
+              <w:top w:val="single" w:color="000000" w:sz="4"/>
+              <w:left w:val="single" w:color="000000" w:sz="4"/>
+              <w:bottom w:val="single" w:color="000000" w:sz="4"/>
+              <w:right w:val="single" w:color="000000" w:sz="4"/>
+            </w:tcBorders>
+            <w:shd w:fill="ffffff" w:color="auto" w:val="clear"/>
+            <w:tcMar>
+              <w:top w:type="dxa" w:w="170"/>
+              <w:left w:type="dxa" w:w="170"/>
+              <w:bottom w:type="dxa" w:w="170"/>
+              <w:right w:type="dxa" w:w="170"/>
+            </w:tcMar>
+            <w:vAlign w:val="center"/>
+          </w:tcPr>
+          <w:p>
+            <w:pPr>
+              <w:jc w:val="left"/>
+            </w:pPr>
+            <w:r>
+              <w:rPr>
+                <w:rFonts w:ascii="NanumGothic" w:cs="NanumGothic" w:eastAsia="NanumGothic" w:hAnsi="NanumGothic"/>
+                <w:sz w:val="20"/>
+                <w:szCs w:val="20"/>
+              </w:rPr>
+              <w:t xml:space="preserve"/>
+            </w:r>
+          </w:p>
+        </w:tc>
+        <w:tc>
+          <w:tcPr>
+            <w:tcW w:type="dxa" w:w="1474"/>
+            <w:tcBorders>
+              <w:top w:val="single" w:color="000000" w:sz="4"/>
+              <w:left w:val="single" w:color="000000" w:sz="4"/>
+              <w:bottom w:val="single" w:color="000000" w:sz="4"/>
+              <w:right w:val="single" w:color="000000" w:sz="4"/>
+            </w:tcBorders>
+            <w:shd w:fill="ffffff" w:color="auto" w:val="clear"/>
+            <w:tcMar>
+              <w:top w:type="dxa" w:w="170"/>
+              <w:left w:type="dxa" w:w="170"/>
+              <w:bottom w:type="dxa" w:w="170"/>
+              <w:right w:type="dxa" w:w="170"/>
+            </w:tcMar>
+            <w:vAlign w:val="center"/>
+          </w:tcPr>
+          <w:p>
+            <w:pPr>
+              <w:jc w:val="left"/>
+            </w:pPr>
+            <w:r>
+              <w:rPr>
+                <w:rFonts w:ascii="NanumGothic" w:cs="NanumGothic" w:eastAsia="NanumGothic" w:hAnsi="NanumGothic"/>
+                <w:sz w:val="20"/>
+                <w:szCs w:val="20"/>
+              </w:rPr>
+              <w:t xml:space="preserve"/>
+            </w:r>
+          </w:p>
+        </w:tc>
+        <w:tc>
+          <w:tcPr>
+            <w:tcW w:type="dxa" w:w="1360"/>
+            <w:tcBorders>
+              <w:top w:val="single" w:color="000000" w:sz="4"/>
+              <w:left w:val="single" w:color="000000" w:sz="4"/>
+              <w:bottom w:val="single" w:color="000000" w:sz="4"/>
+              <w:right w:val="single" w:color="000000" w:sz="4"/>
+            </w:tcBorders>
+            <w:shd w:fill="ffffff" w:color="auto" w:val="clear"/>
             <w:tcMar>
               <w:top w:type="dxa" w:w="170"/>
               <w:left w:type="dxa" w:w="170"/>
@@ -2825,28 +3416,6 @@
         </w:tc>
       </w:tr>
     </w:tbl>
-    <w:p>
-      <w:pPr>
-        <w:spacing w:after="80" w:before="80"/>
-      </w:pPr>
-      <w:r>
-        <w:t xml:space="preserve"/>
-      </w:r>
-    </w:p>
-    <w:p>
-      <w:pPr>
-        <w:spacing w:after="40" w:before="40"/>
-        <w:jc w:val="left"/>
-      </w:pPr>
-      <w:r>
-        <w:rPr>
-          <w:rFonts w:ascii="NanumGothic" w:cs="NanumGothic" w:eastAsia="NanumGothic" w:hAnsi="NanumGothic"/>
-          <w:sz w:val="20"/>
-          <w:szCs w:val="20"/>
-        </w:rPr>
-        <w:t xml:space="preserve">※ 적합/부적합 해당 칸에 ○ 표시. 부적합 항목은 개선 조치 후 재확인.</w:t>
-      </w:r>
-    </w:p>
     <w:p>
       <w:pPr>
         <w:spacing w:after="80" w:before="80"/>
@@ -2870,8 +3439,9 @@
         <w:tblLayout w:type="fixed"/>
       </w:tblPr>
       <w:tblGrid>
-        <w:gridCol w:w="4819"/>
-        <w:gridCol w:w="4819"/>
+        <w:gridCol w:w="3212"/>
+        <w:gridCol w:w="3212"/>
+        <w:gridCol w:w="3212"/>
       </w:tblGrid>
       <w:tr>
         <w:trPr>
@@ -2879,7 +3449,7 @@
         </w:trPr>
         <w:tc>
           <w:tcPr>
-            <w:tcW w:type="dxa" w:w="4819"/>
+            <w:tcW w:type="dxa" w:w="3212"/>
             <w:tcBorders>
               <w:top w:val="single" w:color="000000" w:sz="6"/>
               <w:left w:val="single" w:color="000000" w:sz="6"/>
@@ -2907,13 +3477,47 @@
                 <w:sz w:val="20"/>
                 <w:szCs w:val="20"/>
               </w:rPr>
-              <w:t xml:space="preserve">심사자</w:t>
-            </w:r>
-          </w:p>
-        </w:tc>
-        <w:tc>
-          <w:tcPr>
-            <w:tcW w:type="dxa" w:w="4819"/>
+              <w:t xml:space="preserve">작성자</w:t>
+            </w:r>
+          </w:p>
+        </w:tc>
+        <w:tc>
+          <w:tcPr>
+            <w:tcW w:type="dxa" w:w="3212"/>
+            <w:tcBorders>
+              <w:top w:val="single" w:color="000000" w:sz="6"/>
+              <w:left w:val="single" w:color="000000" w:sz="6"/>
+              <w:bottom w:val="single" w:color="000000" w:sz="6"/>
+              <w:right w:val="single" w:color="000000" w:sz="6"/>
+            </w:tcBorders>
+            <w:shd w:fill="E8E8E8" w:color="auto" w:val="clear"/>
+            <w:tcMar>
+              <w:top w:type="dxa" w:w="170"/>
+              <w:left w:type="dxa" w:w="170"/>
+              <w:bottom w:type="dxa" w:w="170"/>
+              <w:right w:type="dxa" w:w="170"/>
+            </w:tcMar>
+            <w:vAlign w:val="center"/>
+          </w:tcPr>
+          <w:p>
+            <w:pPr>
+              <w:jc w:val="center"/>
+            </w:pPr>
+            <w:r>
+              <w:rPr>
+                <w:rFonts w:ascii="NanumGothic" w:cs="NanumGothic" w:eastAsia="NanumGothic" w:hAnsi="NanumGothic"/>
+                <w:b/>
+                <w:bCs/>
+                <w:sz w:val="20"/>
+                <w:szCs w:val="20"/>
+              </w:rPr>
+              <w:t xml:space="preserve">점검반장</w:t>
+            </w:r>
+          </w:p>
+        </w:tc>
+        <w:tc>
+          <w:tcPr>
+            <w:tcW w:type="dxa" w:w="3212"/>
             <w:tcBorders>
               <w:top w:val="single" w:color="000000" w:sz="6"/>
               <w:left w:val="single" w:color="000000" w:sz="6"/>
@@ -2952,7 +3556,7 @@
         </w:trPr>
         <w:tc>
           <w:tcPr>
-            <w:tcW w:type="dxa" w:w="4819"/>
+            <w:tcW w:type="dxa" w:w="3212"/>
             <w:tcBorders>
               <w:top w:val="single" w:color="000000" w:sz="6"/>
               <w:left w:val="single" w:color="000000" w:sz="6"/>
@@ -2974,7 +3578,29 @@
         </w:tc>
         <w:tc>
           <w:tcPr>
-            <w:tcW w:type="dxa" w:w="4819"/>
+            <w:tcW w:type="dxa" w:w="3212"/>
+            <w:tcBorders>
+              <w:top w:val="single" w:color="000000" w:sz="6"/>
+              <w:left w:val="single" w:color="000000" w:sz="6"/>
+              <w:bottom w:val="single" w:color="000000" w:sz="6"/>
+              <w:right w:val="single" w:color="000000" w:sz="6"/>
+            </w:tcBorders>
+            <w:tcMar>
+              <w:top w:type="dxa" w:w="170"/>
+              <w:left w:type="dxa" w:w="170"/>
+              <w:bottom w:type="dxa" w:w="170"/>
+              <w:right w:type="dxa" w:w="170"/>
+            </w:tcMar>
+          </w:tcPr>
+          <w:p>
+            <w:r>
+              <w:t xml:space="preserve"/>
+            </w:r>
+          </w:p>
+        </w:tc>
+        <w:tc>
+          <w:tcPr>
+            <w:tcW w:type="dxa" w:w="3212"/>
             <w:tcBorders>
               <w:top w:val="single" w:color="000000" w:sz="6"/>
               <w:left w:val="single" w:color="000000" w:sz="6"/>

--- a/docs/reference-forms/output/TAI-FORM-GOV-07-blank.docx
+++ b/docs/reference-forms/output/TAI-FORM-GOV-07-blank.docx
@@ -244,10 +244,11 @@
       </w:tblPr>
       <w:tblGrid>
         <w:gridCol w:w="566"/>
-        <w:gridCol w:w="3174"/>
         <w:gridCol w:w="1700"/>
-        <w:gridCol w:w="1360"/>
+        <w:gridCol w:w="2267"/>
         <w:gridCol w:w="1474"/>
+        <w:gridCol w:w="1020"/>
+        <w:gridCol w:w="1247"/>
         <w:gridCol w:w="1360"/>
       </w:tblGrid>
       <w:tr>
@@ -291,7 +292,7 @@
         </w:tc>
         <w:tc>
           <w:tcPr>
-            <w:tcW w:type="dxa" w:w="3174"/>
+            <w:tcW w:type="dxa" w:w="1700"/>
             <w:tcBorders>
               <w:top w:val="single" w:color="000000" w:sz="4"/>
               <w:left w:val="single" w:color="000000" w:sz="4"/>
@@ -319,13 +320,13 @@
                 <w:sz w:val="20"/>
                 <w:szCs w:val="20"/>
               </w:rPr>
-              <w:t xml:space="preserve">점검 항목</w:t>
-            </w:r>
-          </w:p>
-        </w:tc>
-        <w:tc>
-          <w:tcPr>
-            <w:tcW w:type="dxa" w:w="1700"/>
+              <w:t xml:space="preserve">업체/현장</w:t>
+            </w:r>
+          </w:p>
+        </w:tc>
+        <w:tc>
+          <w:tcPr>
+            <w:tcW w:type="dxa" w:w="2267"/>
             <w:tcBorders>
               <w:top w:val="single" w:color="000000" w:sz="4"/>
               <w:left w:val="single" w:color="000000" w:sz="4"/>
@@ -353,13 +354,13 @@
                 <w:sz w:val="20"/>
                 <w:szCs w:val="20"/>
               </w:rPr>
-              <w:t xml:space="preserve">점검 결과(입력)</w:t>
-            </w:r>
-          </w:p>
-        </w:tc>
-        <w:tc>
-          <w:tcPr>
-            <w:tcW w:type="dxa" w:w="1360"/>
+              <w:t xml:space="preserve">점검 항목</w:t>
+            </w:r>
+          </w:p>
+        </w:tc>
+        <w:tc>
+          <w:tcPr>
+            <w:tcW w:type="dxa" w:w="1474"/>
             <w:tcBorders>
               <w:top w:val="single" w:color="000000" w:sz="4"/>
               <w:left w:val="single" w:color="000000" w:sz="4"/>
@@ -387,13 +388,47 @@
                 <w:sz w:val="20"/>
                 <w:szCs w:val="20"/>
               </w:rPr>
+              <w:t xml:space="preserve">점검 결과(입력)</w:t>
+            </w:r>
+          </w:p>
+        </w:tc>
+        <w:tc>
+          <w:tcPr>
+            <w:tcW w:type="dxa" w:w="1020"/>
+            <w:tcBorders>
+              <w:top w:val="single" w:color="000000" w:sz="4"/>
+              <w:left w:val="single" w:color="000000" w:sz="4"/>
+              <w:bottom w:val="single" w:color="000000" w:sz="4"/>
+              <w:right w:val="single" w:color="000000" w:sz="4"/>
+            </w:tcBorders>
+            <w:shd w:fill="E8E8E8" w:color="auto" w:val="clear"/>
+            <w:tcMar>
+              <w:top w:type="dxa" w:w="170"/>
+              <w:left w:type="dxa" w:w="170"/>
+              <w:bottom w:type="dxa" w:w="170"/>
+              <w:right w:type="dxa" w:w="170"/>
+            </w:tcMar>
+            <w:vAlign w:val="center"/>
+          </w:tcPr>
+          <w:p>
+            <w:pPr>
+              <w:jc w:val="center"/>
+            </w:pPr>
+            <w:r>
+              <w:rPr>
+                <w:rFonts w:ascii="NanumGothic" w:cs="NanumGothic" w:eastAsia="NanumGothic" w:hAnsi="NanumGothic"/>
+                <w:b/>
+                <w:bCs/>
+                <w:sz w:val="20"/>
+                <w:szCs w:val="20"/>
+              </w:rPr>
               <w:t xml:space="preserve">담당</w:t>
             </w:r>
           </w:p>
         </w:tc>
         <w:tc>
           <w:tcPr>
-            <w:tcW w:type="dxa" w:w="1474"/>
+            <w:tcW w:type="dxa" w:w="1247"/>
             <w:tcBorders>
               <w:top w:val="single" w:color="000000" w:sz="4"/>
               <w:left w:val="single" w:color="000000" w:sz="4"/>
@@ -498,38 +533,6 @@
         </w:tc>
         <w:tc>
           <w:tcPr>
-            <w:tcW w:type="dxa" w:w="3174"/>
-            <w:tcBorders>
-              <w:top w:val="single" w:color="000000" w:sz="4"/>
-              <w:left w:val="single" w:color="000000" w:sz="4"/>
-              <w:bottom w:val="single" w:color="000000" w:sz="4"/>
-              <w:right w:val="single" w:color="000000" w:sz="4"/>
-            </w:tcBorders>
-            <w:shd w:fill="ffffff" w:color="auto" w:val="clear"/>
-            <w:tcMar>
-              <w:top w:type="dxa" w:w="170"/>
-              <w:left w:type="dxa" w:w="170"/>
-              <w:bottom w:type="dxa" w:w="170"/>
-              <w:right w:type="dxa" w:w="170"/>
-            </w:tcMar>
-            <w:vAlign w:val="center"/>
-          </w:tcPr>
-          <w:p>
-            <w:pPr>
-              <w:jc w:val="left"/>
-            </w:pPr>
-            <w:r>
-              <w:rPr>
-                <w:rFonts w:ascii="NanumGothic" w:cs="NanumGothic" w:eastAsia="NanumGothic" w:hAnsi="NanumGothic"/>
-                <w:sz w:val="20"/>
-                <w:szCs w:val="20"/>
-              </w:rPr>
-              <w:t xml:space="preserve"/>
-            </w:r>
-          </w:p>
-        </w:tc>
-        <w:tc>
-          <w:tcPr>
             <w:tcW w:type="dxa" w:w="1700"/>
             <w:tcBorders>
               <w:top w:val="single" w:color="000000" w:sz="4"/>
@@ -562,7 +565,7 @@
         </w:tc>
         <w:tc>
           <w:tcPr>
-            <w:tcW w:type="dxa" w:w="1360"/>
+            <w:tcW w:type="dxa" w:w="2267"/>
             <w:tcBorders>
               <w:top w:val="single" w:color="000000" w:sz="4"/>
               <w:left w:val="single" w:color="000000" w:sz="4"/>
@@ -595,6 +598,70 @@
         <w:tc>
           <w:tcPr>
             <w:tcW w:type="dxa" w:w="1474"/>
+            <w:tcBorders>
+              <w:top w:val="single" w:color="000000" w:sz="4"/>
+              <w:left w:val="single" w:color="000000" w:sz="4"/>
+              <w:bottom w:val="single" w:color="000000" w:sz="4"/>
+              <w:right w:val="single" w:color="000000" w:sz="4"/>
+            </w:tcBorders>
+            <w:shd w:fill="ffffff" w:color="auto" w:val="clear"/>
+            <w:tcMar>
+              <w:top w:type="dxa" w:w="170"/>
+              <w:left w:type="dxa" w:w="170"/>
+              <w:bottom w:type="dxa" w:w="170"/>
+              <w:right w:type="dxa" w:w="170"/>
+            </w:tcMar>
+            <w:vAlign w:val="center"/>
+          </w:tcPr>
+          <w:p>
+            <w:pPr>
+              <w:jc w:val="left"/>
+            </w:pPr>
+            <w:r>
+              <w:rPr>
+                <w:rFonts w:ascii="NanumGothic" w:cs="NanumGothic" w:eastAsia="NanumGothic" w:hAnsi="NanumGothic"/>
+                <w:sz w:val="20"/>
+                <w:szCs w:val="20"/>
+              </w:rPr>
+              <w:t xml:space="preserve"/>
+            </w:r>
+          </w:p>
+        </w:tc>
+        <w:tc>
+          <w:tcPr>
+            <w:tcW w:type="dxa" w:w="1020"/>
+            <w:tcBorders>
+              <w:top w:val="single" w:color="000000" w:sz="4"/>
+              <w:left w:val="single" w:color="000000" w:sz="4"/>
+              <w:bottom w:val="single" w:color="000000" w:sz="4"/>
+              <w:right w:val="single" w:color="000000" w:sz="4"/>
+            </w:tcBorders>
+            <w:shd w:fill="ffffff" w:color="auto" w:val="clear"/>
+            <w:tcMar>
+              <w:top w:type="dxa" w:w="170"/>
+              <w:left w:type="dxa" w:w="170"/>
+              <w:bottom w:type="dxa" w:w="170"/>
+              <w:right w:type="dxa" w:w="170"/>
+            </w:tcMar>
+            <w:vAlign w:val="center"/>
+          </w:tcPr>
+          <w:p>
+            <w:pPr>
+              <w:jc w:val="left"/>
+            </w:pPr>
+            <w:r>
+              <w:rPr>
+                <w:rFonts w:ascii="NanumGothic" w:cs="NanumGothic" w:eastAsia="NanumGothic" w:hAnsi="NanumGothic"/>
+                <w:sz w:val="20"/>
+                <w:szCs w:val="20"/>
+              </w:rPr>
+              <w:t xml:space="preserve"/>
+            </w:r>
+          </w:p>
+        </w:tc>
+        <w:tc>
+          <w:tcPr>
+            <w:tcW w:type="dxa" w:w="1247"/>
             <w:tcBorders>
               <w:top w:val="single" w:color="000000" w:sz="4"/>
               <w:left w:val="single" w:color="000000" w:sz="4"/>
@@ -695,7 +762,7 @@
         </w:tc>
         <w:tc>
           <w:tcPr>
-            <w:tcW w:type="dxa" w:w="3174"/>
+            <w:tcW w:type="dxa" w:w="1700"/>
             <w:tcBorders>
               <w:top w:val="single" w:color="000000" w:sz="4"/>
               <w:left w:val="single" w:color="000000" w:sz="4"/>
@@ -727,7 +794,7 @@
         </w:tc>
         <w:tc>
           <w:tcPr>
-            <w:tcW w:type="dxa" w:w="1700"/>
+            <w:tcW w:type="dxa" w:w="2267"/>
             <w:tcBorders>
               <w:top w:val="single" w:color="000000" w:sz="4"/>
               <w:left w:val="single" w:color="000000" w:sz="4"/>
@@ -759,7 +826,7 @@
         </w:tc>
         <w:tc>
           <w:tcPr>
-            <w:tcW w:type="dxa" w:w="1360"/>
+            <w:tcW w:type="dxa" w:w="1474"/>
             <w:tcBorders>
               <w:top w:val="single" w:color="000000" w:sz="4"/>
               <w:left w:val="single" w:color="000000" w:sz="4"/>
@@ -791,7 +858,39 @@
         </w:tc>
         <w:tc>
           <w:tcPr>
-            <w:tcW w:type="dxa" w:w="1474"/>
+            <w:tcW w:type="dxa" w:w="1020"/>
+            <w:tcBorders>
+              <w:top w:val="single" w:color="000000" w:sz="4"/>
+              <w:left w:val="single" w:color="000000" w:sz="4"/>
+              <w:bottom w:val="single" w:color="000000" w:sz="4"/>
+              <w:right w:val="single" w:color="000000" w:sz="4"/>
+            </w:tcBorders>
+            <w:shd w:fill="F5F5F5" w:color="auto" w:val="clear"/>
+            <w:tcMar>
+              <w:top w:type="dxa" w:w="170"/>
+              <w:left w:type="dxa" w:w="170"/>
+              <w:bottom w:type="dxa" w:w="170"/>
+              <w:right w:type="dxa" w:w="170"/>
+            </w:tcMar>
+            <w:vAlign w:val="center"/>
+          </w:tcPr>
+          <w:p>
+            <w:pPr>
+              <w:jc w:val="left"/>
+            </w:pPr>
+            <w:r>
+              <w:rPr>
+                <w:rFonts w:ascii="NanumGothic" w:cs="NanumGothic" w:eastAsia="NanumGothic" w:hAnsi="NanumGothic"/>
+                <w:sz w:val="20"/>
+                <w:szCs w:val="20"/>
+              </w:rPr>
+              <w:t xml:space="preserve"/>
+            </w:r>
+          </w:p>
+        </w:tc>
+        <w:tc>
+          <w:tcPr>
+            <w:tcW w:type="dxa" w:w="1247"/>
             <w:tcBorders>
               <w:top w:val="single" w:color="000000" w:sz="4"/>
               <w:left w:val="single" w:color="000000" w:sz="4"/>
@@ -892,38 +991,6 @@
         </w:tc>
         <w:tc>
           <w:tcPr>
-            <w:tcW w:type="dxa" w:w="3174"/>
-            <w:tcBorders>
-              <w:top w:val="single" w:color="000000" w:sz="4"/>
-              <w:left w:val="single" w:color="000000" w:sz="4"/>
-              <w:bottom w:val="single" w:color="000000" w:sz="4"/>
-              <w:right w:val="single" w:color="000000" w:sz="4"/>
-            </w:tcBorders>
-            <w:shd w:fill="ffffff" w:color="auto" w:val="clear"/>
-            <w:tcMar>
-              <w:top w:type="dxa" w:w="170"/>
-              <w:left w:type="dxa" w:w="170"/>
-              <w:bottom w:type="dxa" w:w="170"/>
-              <w:right w:type="dxa" w:w="170"/>
-            </w:tcMar>
-            <w:vAlign w:val="center"/>
-          </w:tcPr>
-          <w:p>
-            <w:pPr>
-              <w:jc w:val="left"/>
-            </w:pPr>
-            <w:r>
-              <w:rPr>
-                <w:rFonts w:ascii="NanumGothic" w:cs="NanumGothic" w:eastAsia="NanumGothic" w:hAnsi="NanumGothic"/>
-                <w:sz w:val="20"/>
-                <w:szCs w:val="20"/>
-              </w:rPr>
-              <w:t xml:space="preserve"/>
-            </w:r>
-          </w:p>
-        </w:tc>
-        <w:tc>
-          <w:tcPr>
             <w:tcW w:type="dxa" w:w="1700"/>
             <w:tcBorders>
               <w:top w:val="single" w:color="000000" w:sz="4"/>
@@ -956,7 +1023,7 @@
         </w:tc>
         <w:tc>
           <w:tcPr>
-            <w:tcW w:type="dxa" w:w="1360"/>
+            <w:tcW w:type="dxa" w:w="2267"/>
             <w:tcBorders>
               <w:top w:val="single" w:color="000000" w:sz="4"/>
               <w:left w:val="single" w:color="000000" w:sz="4"/>
@@ -989,6 +1056,70 @@
         <w:tc>
           <w:tcPr>
             <w:tcW w:type="dxa" w:w="1474"/>
+            <w:tcBorders>
+              <w:top w:val="single" w:color="000000" w:sz="4"/>
+              <w:left w:val="single" w:color="000000" w:sz="4"/>
+              <w:bottom w:val="single" w:color="000000" w:sz="4"/>
+              <w:right w:val="single" w:color="000000" w:sz="4"/>
+            </w:tcBorders>
+            <w:shd w:fill="ffffff" w:color="auto" w:val="clear"/>
+            <w:tcMar>
+              <w:top w:type="dxa" w:w="170"/>
+              <w:left w:type="dxa" w:w="170"/>
+              <w:bottom w:type="dxa" w:w="170"/>
+              <w:right w:type="dxa" w:w="170"/>
+            </w:tcMar>
+            <w:vAlign w:val="center"/>
+          </w:tcPr>
+          <w:p>
+            <w:pPr>
+              <w:jc w:val="left"/>
+            </w:pPr>
+            <w:r>
+              <w:rPr>
+                <w:rFonts w:ascii="NanumGothic" w:cs="NanumGothic" w:eastAsia="NanumGothic" w:hAnsi="NanumGothic"/>
+                <w:sz w:val="20"/>
+                <w:szCs w:val="20"/>
+              </w:rPr>
+              <w:t xml:space="preserve"/>
+            </w:r>
+          </w:p>
+        </w:tc>
+        <w:tc>
+          <w:tcPr>
+            <w:tcW w:type="dxa" w:w="1020"/>
+            <w:tcBorders>
+              <w:top w:val="single" w:color="000000" w:sz="4"/>
+              <w:left w:val="single" w:color="000000" w:sz="4"/>
+              <w:bottom w:val="single" w:color="000000" w:sz="4"/>
+              <w:right w:val="single" w:color="000000" w:sz="4"/>
+            </w:tcBorders>
+            <w:shd w:fill="ffffff" w:color="auto" w:val="clear"/>
+            <w:tcMar>
+              <w:top w:type="dxa" w:w="170"/>
+              <w:left w:type="dxa" w:w="170"/>
+              <w:bottom w:type="dxa" w:w="170"/>
+              <w:right w:type="dxa" w:w="170"/>
+            </w:tcMar>
+            <w:vAlign w:val="center"/>
+          </w:tcPr>
+          <w:p>
+            <w:pPr>
+              <w:jc w:val="left"/>
+            </w:pPr>
+            <w:r>
+              <w:rPr>
+                <w:rFonts w:ascii="NanumGothic" w:cs="NanumGothic" w:eastAsia="NanumGothic" w:hAnsi="NanumGothic"/>
+                <w:sz w:val="20"/>
+                <w:szCs w:val="20"/>
+              </w:rPr>
+              <w:t xml:space="preserve"/>
+            </w:r>
+          </w:p>
+        </w:tc>
+        <w:tc>
+          <w:tcPr>
+            <w:tcW w:type="dxa" w:w="1247"/>
             <w:tcBorders>
               <w:top w:val="single" w:color="000000" w:sz="4"/>
               <w:left w:val="single" w:color="000000" w:sz="4"/>
@@ -1089,7 +1220,7 @@
         </w:tc>
         <w:tc>
           <w:tcPr>
-            <w:tcW w:type="dxa" w:w="3174"/>
+            <w:tcW w:type="dxa" w:w="1700"/>
             <w:tcBorders>
               <w:top w:val="single" w:color="000000" w:sz="4"/>
               <w:left w:val="single" w:color="000000" w:sz="4"/>
@@ -1121,7 +1252,7 @@
         </w:tc>
         <w:tc>
           <w:tcPr>
-            <w:tcW w:type="dxa" w:w="1700"/>
+            <w:tcW w:type="dxa" w:w="2267"/>
             <w:tcBorders>
               <w:top w:val="single" w:color="000000" w:sz="4"/>
               <w:left w:val="single" w:color="000000" w:sz="4"/>
@@ -1153,7 +1284,7 @@
         </w:tc>
         <w:tc>
           <w:tcPr>
-            <w:tcW w:type="dxa" w:w="1360"/>
+            <w:tcW w:type="dxa" w:w="1474"/>
             <w:tcBorders>
               <w:top w:val="single" w:color="000000" w:sz="4"/>
               <w:left w:val="single" w:color="000000" w:sz="4"/>
@@ -1185,7 +1316,39 @@
         </w:tc>
         <w:tc>
           <w:tcPr>
-            <w:tcW w:type="dxa" w:w="1474"/>
+            <w:tcW w:type="dxa" w:w="1020"/>
+            <w:tcBorders>
+              <w:top w:val="single" w:color="000000" w:sz="4"/>
+              <w:left w:val="single" w:color="000000" w:sz="4"/>
+              <w:bottom w:val="single" w:color="000000" w:sz="4"/>
+              <w:right w:val="single" w:color="000000" w:sz="4"/>
+            </w:tcBorders>
+            <w:shd w:fill="F5F5F5" w:color="auto" w:val="clear"/>
+            <w:tcMar>
+              <w:top w:type="dxa" w:w="170"/>
+              <w:left w:type="dxa" w:w="170"/>
+              <w:bottom w:type="dxa" w:w="170"/>
+              <w:right w:type="dxa" w:w="170"/>
+            </w:tcMar>
+            <w:vAlign w:val="center"/>
+          </w:tcPr>
+          <w:p>
+            <w:pPr>
+              <w:jc w:val="left"/>
+            </w:pPr>
+            <w:r>
+              <w:rPr>
+                <w:rFonts w:ascii="NanumGothic" w:cs="NanumGothic" w:eastAsia="NanumGothic" w:hAnsi="NanumGothic"/>
+                <w:sz w:val="20"/>
+                <w:szCs w:val="20"/>
+              </w:rPr>
+              <w:t xml:space="preserve"/>
+            </w:r>
+          </w:p>
+        </w:tc>
+        <w:tc>
+          <w:tcPr>
+            <w:tcW w:type="dxa" w:w="1247"/>
             <w:tcBorders>
               <w:top w:val="single" w:color="000000" w:sz="4"/>
               <w:left w:val="single" w:color="000000" w:sz="4"/>
@@ -1286,38 +1449,6 @@
         </w:tc>
         <w:tc>
           <w:tcPr>
-            <w:tcW w:type="dxa" w:w="3174"/>
-            <w:tcBorders>
-              <w:top w:val="single" w:color="000000" w:sz="4"/>
-              <w:left w:val="single" w:color="000000" w:sz="4"/>
-              <w:bottom w:val="single" w:color="000000" w:sz="4"/>
-              <w:right w:val="single" w:color="000000" w:sz="4"/>
-            </w:tcBorders>
-            <w:shd w:fill="ffffff" w:color="auto" w:val="clear"/>
-            <w:tcMar>
-              <w:top w:type="dxa" w:w="170"/>
-              <w:left w:type="dxa" w:w="170"/>
-              <w:bottom w:type="dxa" w:w="170"/>
-              <w:right w:type="dxa" w:w="170"/>
-            </w:tcMar>
-            <w:vAlign w:val="center"/>
-          </w:tcPr>
-          <w:p>
-            <w:pPr>
-              <w:jc w:val="left"/>
-            </w:pPr>
-            <w:r>
-              <w:rPr>
-                <w:rFonts w:ascii="NanumGothic" w:cs="NanumGothic" w:eastAsia="NanumGothic" w:hAnsi="NanumGothic"/>
-                <w:sz w:val="20"/>
-                <w:szCs w:val="20"/>
-              </w:rPr>
-              <w:t xml:space="preserve"/>
-            </w:r>
-          </w:p>
-        </w:tc>
-        <w:tc>
-          <w:tcPr>
             <w:tcW w:type="dxa" w:w="1700"/>
             <w:tcBorders>
               <w:top w:val="single" w:color="000000" w:sz="4"/>
@@ -1350,7 +1481,7 @@
         </w:tc>
         <w:tc>
           <w:tcPr>
-            <w:tcW w:type="dxa" w:w="1360"/>
+            <w:tcW w:type="dxa" w:w="2267"/>
             <w:tcBorders>
               <w:top w:val="single" w:color="000000" w:sz="4"/>
               <w:left w:val="single" w:color="000000" w:sz="4"/>
@@ -1383,6 +1514,70 @@
         <w:tc>
           <w:tcPr>
             <w:tcW w:type="dxa" w:w="1474"/>
+            <w:tcBorders>
+              <w:top w:val="single" w:color="000000" w:sz="4"/>
+              <w:left w:val="single" w:color="000000" w:sz="4"/>
+              <w:bottom w:val="single" w:color="000000" w:sz="4"/>
+              <w:right w:val="single" w:color="000000" w:sz="4"/>
+            </w:tcBorders>
+            <w:shd w:fill="ffffff" w:color="auto" w:val="clear"/>
+            <w:tcMar>
+              <w:top w:type="dxa" w:w="170"/>
+              <w:left w:type="dxa" w:w="170"/>
+              <w:bottom w:type="dxa" w:w="170"/>
+              <w:right w:type="dxa" w:w="170"/>
+            </w:tcMar>
+            <w:vAlign w:val="center"/>
+          </w:tcPr>
+          <w:p>
+            <w:pPr>
+              <w:jc w:val="left"/>
+            </w:pPr>
+            <w:r>
+              <w:rPr>
+                <w:rFonts w:ascii="NanumGothic" w:cs="NanumGothic" w:eastAsia="NanumGothic" w:hAnsi="NanumGothic"/>
+                <w:sz w:val="20"/>
+                <w:szCs w:val="20"/>
+              </w:rPr>
+              <w:t xml:space="preserve"/>
+            </w:r>
+          </w:p>
+        </w:tc>
+        <w:tc>
+          <w:tcPr>
+            <w:tcW w:type="dxa" w:w="1020"/>
+            <w:tcBorders>
+              <w:top w:val="single" w:color="000000" w:sz="4"/>
+              <w:left w:val="single" w:color="000000" w:sz="4"/>
+              <w:bottom w:val="single" w:color="000000" w:sz="4"/>
+              <w:right w:val="single" w:color="000000" w:sz="4"/>
+            </w:tcBorders>
+            <w:shd w:fill="ffffff" w:color="auto" w:val="clear"/>
+            <w:tcMar>
+              <w:top w:type="dxa" w:w="170"/>
+              <w:left w:type="dxa" w:w="170"/>
+              <w:bottom w:type="dxa" w:w="170"/>
+              <w:right w:type="dxa" w:w="170"/>
+            </w:tcMar>
+            <w:vAlign w:val="center"/>
+          </w:tcPr>
+          <w:p>
+            <w:pPr>
+              <w:jc w:val="left"/>
+            </w:pPr>
+            <w:r>
+              <w:rPr>
+                <w:rFonts w:ascii="NanumGothic" w:cs="NanumGothic" w:eastAsia="NanumGothic" w:hAnsi="NanumGothic"/>
+                <w:sz w:val="20"/>
+                <w:szCs w:val="20"/>
+              </w:rPr>
+              <w:t xml:space="preserve"/>
+            </w:r>
+          </w:p>
+        </w:tc>
+        <w:tc>
+          <w:tcPr>
+            <w:tcW w:type="dxa" w:w="1247"/>
             <w:tcBorders>
               <w:top w:val="single" w:color="000000" w:sz="4"/>
               <w:left w:val="single" w:color="000000" w:sz="4"/>
@@ -1483,7 +1678,7 @@
         </w:tc>
         <w:tc>
           <w:tcPr>
-            <w:tcW w:type="dxa" w:w="3174"/>
+            <w:tcW w:type="dxa" w:w="1700"/>
             <w:tcBorders>
               <w:top w:val="single" w:color="000000" w:sz="4"/>
               <w:left w:val="single" w:color="000000" w:sz="4"/>
@@ -1515,7 +1710,7 @@
         </w:tc>
         <w:tc>
           <w:tcPr>
-            <w:tcW w:type="dxa" w:w="1700"/>
+            <w:tcW w:type="dxa" w:w="2267"/>
             <w:tcBorders>
               <w:top w:val="single" w:color="000000" w:sz="4"/>
               <w:left w:val="single" w:color="000000" w:sz="4"/>
@@ -1547,7 +1742,7 @@
         </w:tc>
         <w:tc>
           <w:tcPr>
-            <w:tcW w:type="dxa" w:w="1360"/>
+            <w:tcW w:type="dxa" w:w="1474"/>
             <w:tcBorders>
               <w:top w:val="single" w:color="000000" w:sz="4"/>
               <w:left w:val="single" w:color="000000" w:sz="4"/>
@@ -1579,7 +1774,39 @@
         </w:tc>
         <w:tc>
           <w:tcPr>
-            <w:tcW w:type="dxa" w:w="1474"/>
+            <w:tcW w:type="dxa" w:w="1020"/>
+            <w:tcBorders>
+              <w:top w:val="single" w:color="000000" w:sz="4"/>
+              <w:left w:val="single" w:color="000000" w:sz="4"/>
+              <w:bottom w:val="single" w:color="000000" w:sz="4"/>
+              <w:right w:val="single" w:color="000000" w:sz="4"/>
+            </w:tcBorders>
+            <w:shd w:fill="F5F5F5" w:color="auto" w:val="clear"/>
+            <w:tcMar>
+              <w:top w:type="dxa" w:w="170"/>
+              <w:left w:type="dxa" w:w="170"/>
+              <w:bottom w:type="dxa" w:w="170"/>
+              <w:right w:type="dxa" w:w="170"/>
+            </w:tcMar>
+            <w:vAlign w:val="center"/>
+          </w:tcPr>
+          <w:p>
+            <w:pPr>
+              <w:jc w:val="left"/>
+            </w:pPr>
+            <w:r>
+              <w:rPr>
+                <w:rFonts w:ascii="NanumGothic" w:cs="NanumGothic" w:eastAsia="NanumGothic" w:hAnsi="NanumGothic"/>
+                <w:sz w:val="20"/>
+                <w:szCs w:val="20"/>
+              </w:rPr>
+              <w:t xml:space="preserve"/>
+            </w:r>
+          </w:p>
+        </w:tc>
+        <w:tc>
+          <w:tcPr>
+            <w:tcW w:type="dxa" w:w="1247"/>
             <w:tcBorders>
               <w:top w:val="single" w:color="000000" w:sz="4"/>
               <w:left w:val="single" w:color="000000" w:sz="4"/>
@@ -1680,38 +1907,6 @@
         </w:tc>
         <w:tc>
           <w:tcPr>
-            <w:tcW w:type="dxa" w:w="3174"/>
-            <w:tcBorders>
-              <w:top w:val="single" w:color="000000" w:sz="4"/>
-              <w:left w:val="single" w:color="000000" w:sz="4"/>
-              <w:bottom w:val="single" w:color="000000" w:sz="4"/>
-              <w:right w:val="single" w:color="000000" w:sz="4"/>
-            </w:tcBorders>
-            <w:shd w:fill="ffffff" w:color="auto" w:val="clear"/>
-            <w:tcMar>
-              <w:top w:type="dxa" w:w="170"/>
-              <w:left w:type="dxa" w:w="170"/>
-              <w:bottom w:type="dxa" w:w="170"/>
-              <w:right w:type="dxa" w:w="170"/>
-            </w:tcMar>
-            <w:vAlign w:val="center"/>
-          </w:tcPr>
-          <w:p>
-            <w:pPr>
-              <w:jc w:val="left"/>
-            </w:pPr>
-            <w:r>
-              <w:rPr>
-                <w:rFonts w:ascii="NanumGothic" w:cs="NanumGothic" w:eastAsia="NanumGothic" w:hAnsi="NanumGothic"/>
-                <w:sz w:val="20"/>
-                <w:szCs w:val="20"/>
-              </w:rPr>
-              <w:t xml:space="preserve"/>
-            </w:r>
-          </w:p>
-        </w:tc>
-        <w:tc>
-          <w:tcPr>
             <w:tcW w:type="dxa" w:w="1700"/>
             <w:tcBorders>
               <w:top w:val="single" w:color="000000" w:sz="4"/>
@@ -1744,7 +1939,7 @@
         </w:tc>
         <w:tc>
           <w:tcPr>
-            <w:tcW w:type="dxa" w:w="1360"/>
+            <w:tcW w:type="dxa" w:w="2267"/>
             <w:tcBorders>
               <w:top w:val="single" w:color="000000" w:sz="4"/>
               <w:left w:val="single" w:color="000000" w:sz="4"/>
@@ -1777,6 +1972,70 @@
         <w:tc>
           <w:tcPr>
             <w:tcW w:type="dxa" w:w="1474"/>
+            <w:tcBorders>
+              <w:top w:val="single" w:color="000000" w:sz="4"/>
+              <w:left w:val="single" w:color="000000" w:sz="4"/>
+              <w:bottom w:val="single" w:color="000000" w:sz="4"/>
+              <w:right w:val="single" w:color="000000" w:sz="4"/>
+            </w:tcBorders>
+            <w:shd w:fill="ffffff" w:color="auto" w:val="clear"/>
+            <w:tcMar>
+              <w:top w:type="dxa" w:w="170"/>
+              <w:left w:type="dxa" w:w="170"/>
+              <w:bottom w:type="dxa" w:w="170"/>
+              <w:right w:type="dxa" w:w="170"/>
+            </w:tcMar>
+            <w:vAlign w:val="center"/>
+          </w:tcPr>
+          <w:p>
+            <w:pPr>
+              <w:jc w:val="left"/>
+            </w:pPr>
+            <w:r>
+              <w:rPr>
+                <w:rFonts w:ascii="NanumGothic" w:cs="NanumGothic" w:eastAsia="NanumGothic" w:hAnsi="NanumGothic"/>
+                <w:sz w:val="20"/>
+                <w:szCs w:val="20"/>
+              </w:rPr>
+              <w:t xml:space="preserve"/>
+            </w:r>
+          </w:p>
+        </w:tc>
+        <w:tc>
+          <w:tcPr>
+            <w:tcW w:type="dxa" w:w="1020"/>
+            <w:tcBorders>
+              <w:top w:val="single" w:color="000000" w:sz="4"/>
+              <w:left w:val="single" w:color="000000" w:sz="4"/>
+              <w:bottom w:val="single" w:color="000000" w:sz="4"/>
+              <w:right w:val="single" w:color="000000" w:sz="4"/>
+            </w:tcBorders>
+            <w:shd w:fill="ffffff" w:color="auto" w:val="clear"/>
+            <w:tcMar>
+              <w:top w:type="dxa" w:w="170"/>
+              <w:left w:type="dxa" w:w="170"/>
+              <w:bottom w:type="dxa" w:w="170"/>
+              <w:right w:type="dxa" w:w="170"/>
+            </w:tcMar>
+            <w:vAlign w:val="center"/>
+          </w:tcPr>
+          <w:p>
+            <w:pPr>
+              <w:jc w:val="left"/>
+            </w:pPr>
+            <w:r>
+              <w:rPr>
+                <w:rFonts w:ascii="NanumGothic" w:cs="NanumGothic" w:eastAsia="NanumGothic" w:hAnsi="NanumGothic"/>
+                <w:sz w:val="20"/>
+                <w:szCs w:val="20"/>
+              </w:rPr>
+              <w:t xml:space="preserve"/>
+            </w:r>
+          </w:p>
+        </w:tc>
+        <w:tc>
+          <w:tcPr>
+            <w:tcW w:type="dxa" w:w="1247"/>
             <w:tcBorders>
               <w:top w:val="single" w:color="000000" w:sz="4"/>
               <w:left w:val="single" w:color="000000" w:sz="4"/>
@@ -1877,7 +2136,7 @@
         </w:tc>
         <w:tc>
           <w:tcPr>
-            <w:tcW w:type="dxa" w:w="3174"/>
+            <w:tcW w:type="dxa" w:w="1700"/>
             <w:tcBorders>
               <w:top w:val="single" w:color="000000" w:sz="4"/>
               <w:left w:val="single" w:color="000000" w:sz="4"/>
@@ -1909,7 +2168,7 @@
         </w:tc>
         <w:tc>
           <w:tcPr>
-            <w:tcW w:type="dxa" w:w="1700"/>
+            <w:tcW w:type="dxa" w:w="2267"/>
             <w:tcBorders>
               <w:top w:val="single" w:color="000000" w:sz="4"/>
               <w:left w:val="single" w:color="000000" w:sz="4"/>
@@ -1941,7 +2200,7 @@
         </w:tc>
         <w:tc>
           <w:tcPr>
-            <w:tcW w:type="dxa" w:w="1360"/>
+            <w:tcW w:type="dxa" w:w="1474"/>
             <w:tcBorders>
               <w:top w:val="single" w:color="000000" w:sz="4"/>
               <w:left w:val="single" w:color="000000" w:sz="4"/>
@@ -1973,7 +2232,39 @@
         </w:tc>
         <w:tc>
           <w:tcPr>
-            <w:tcW w:type="dxa" w:w="1474"/>
+            <w:tcW w:type="dxa" w:w="1020"/>
+            <w:tcBorders>
+              <w:top w:val="single" w:color="000000" w:sz="4"/>
+              <w:left w:val="single" w:color="000000" w:sz="4"/>
+              <w:bottom w:val="single" w:color="000000" w:sz="4"/>
+              <w:right w:val="single" w:color="000000" w:sz="4"/>
+            </w:tcBorders>
+            <w:shd w:fill="F5F5F5" w:color="auto" w:val="clear"/>
+            <w:tcMar>
+              <w:top w:type="dxa" w:w="170"/>
+              <w:left w:type="dxa" w:w="170"/>
+              <w:bottom w:type="dxa" w:w="170"/>
+              <w:right w:type="dxa" w:w="170"/>
+            </w:tcMar>
+            <w:vAlign w:val="center"/>
+          </w:tcPr>
+          <w:p>
+            <w:pPr>
+              <w:jc w:val="left"/>
+            </w:pPr>
+            <w:r>
+              <w:rPr>
+                <w:rFonts w:ascii="NanumGothic" w:cs="NanumGothic" w:eastAsia="NanumGothic" w:hAnsi="NanumGothic"/>
+                <w:sz w:val="20"/>
+                <w:szCs w:val="20"/>
+              </w:rPr>
+              <w:t xml:space="preserve"/>
+            </w:r>
+          </w:p>
+        </w:tc>
+        <w:tc>
+          <w:tcPr>
+            <w:tcW w:type="dxa" w:w="1247"/>
             <w:tcBorders>
               <w:top w:val="single" w:color="000000" w:sz="4"/>
               <w:left w:val="single" w:color="000000" w:sz="4"/>
@@ -2074,38 +2365,6 @@
         </w:tc>
         <w:tc>
           <w:tcPr>
-            <w:tcW w:type="dxa" w:w="3174"/>
-            <w:tcBorders>
-              <w:top w:val="single" w:color="000000" w:sz="4"/>
-              <w:left w:val="single" w:color="000000" w:sz="4"/>
-              <w:bottom w:val="single" w:color="000000" w:sz="4"/>
-              <w:right w:val="single" w:color="000000" w:sz="4"/>
-            </w:tcBorders>
-            <w:shd w:fill="ffffff" w:color="auto" w:val="clear"/>
-            <w:tcMar>
-              <w:top w:type="dxa" w:w="170"/>
-              <w:left w:type="dxa" w:w="170"/>
-              <w:bottom w:type="dxa" w:w="170"/>
-              <w:right w:type="dxa" w:w="170"/>
-            </w:tcMar>
-            <w:vAlign w:val="center"/>
-          </w:tcPr>
-          <w:p>
-            <w:pPr>
-              <w:jc w:val="left"/>
-            </w:pPr>
-            <w:r>
-              <w:rPr>
-                <w:rFonts w:ascii="NanumGothic" w:cs="NanumGothic" w:eastAsia="NanumGothic" w:hAnsi="NanumGothic"/>
-                <w:sz w:val="20"/>
-                <w:szCs w:val="20"/>
-              </w:rPr>
-              <w:t xml:space="preserve"/>
-            </w:r>
-          </w:p>
-        </w:tc>
-        <w:tc>
-          <w:tcPr>
             <w:tcW w:type="dxa" w:w="1700"/>
             <w:tcBorders>
               <w:top w:val="single" w:color="000000" w:sz="4"/>
@@ -2138,7 +2397,7 @@
         </w:tc>
         <w:tc>
           <w:tcPr>
-            <w:tcW w:type="dxa" w:w="1360"/>
+            <w:tcW w:type="dxa" w:w="2267"/>
             <w:tcBorders>
               <w:top w:val="single" w:color="000000" w:sz="4"/>
               <w:left w:val="single" w:color="000000" w:sz="4"/>
@@ -2171,6 +2430,70 @@
         <w:tc>
           <w:tcPr>
             <w:tcW w:type="dxa" w:w="1474"/>
+            <w:tcBorders>
+              <w:top w:val="single" w:color="000000" w:sz="4"/>
+              <w:left w:val="single" w:color="000000" w:sz="4"/>
+              <w:bottom w:val="single" w:color="000000" w:sz="4"/>
+              <w:right w:val="single" w:color="000000" w:sz="4"/>
+            </w:tcBorders>
+            <w:shd w:fill="ffffff" w:color="auto" w:val="clear"/>
+            <w:tcMar>
+              <w:top w:type="dxa" w:w="170"/>
+              <w:left w:type="dxa" w:w="170"/>
+              <w:bottom w:type="dxa" w:w="170"/>
+              <w:right w:type="dxa" w:w="170"/>
+            </w:tcMar>
+            <w:vAlign w:val="center"/>
+          </w:tcPr>
+          <w:p>
+            <w:pPr>
+              <w:jc w:val="left"/>
+            </w:pPr>
+            <w:r>
+              <w:rPr>
+                <w:rFonts w:ascii="NanumGothic" w:cs="NanumGothic" w:eastAsia="NanumGothic" w:hAnsi="NanumGothic"/>
+                <w:sz w:val="20"/>
+                <w:szCs w:val="20"/>
+              </w:rPr>
+              <w:t xml:space="preserve"/>
+            </w:r>
+          </w:p>
+        </w:tc>
+        <w:tc>
+          <w:tcPr>
+            <w:tcW w:type="dxa" w:w="1020"/>
+            <w:tcBorders>
+              <w:top w:val="single" w:color="000000" w:sz="4"/>
+              <w:left w:val="single" w:color="000000" w:sz="4"/>
+              <w:bottom w:val="single" w:color="000000" w:sz="4"/>
+              <w:right w:val="single" w:color="000000" w:sz="4"/>
+            </w:tcBorders>
+            <w:shd w:fill="ffffff" w:color="auto" w:val="clear"/>
+            <w:tcMar>
+              <w:top w:type="dxa" w:w="170"/>
+              <w:left w:type="dxa" w:w="170"/>
+              <w:bottom w:type="dxa" w:w="170"/>
+              <w:right w:type="dxa" w:w="170"/>
+            </w:tcMar>
+            <w:vAlign w:val="center"/>
+          </w:tcPr>
+          <w:p>
+            <w:pPr>
+              <w:jc w:val="left"/>
+            </w:pPr>
+            <w:r>
+              <w:rPr>
+                <w:rFonts w:ascii="NanumGothic" w:cs="NanumGothic" w:eastAsia="NanumGothic" w:hAnsi="NanumGothic"/>
+                <w:sz w:val="20"/>
+                <w:szCs w:val="20"/>
+              </w:rPr>
+              <w:t xml:space="preserve"/>
+            </w:r>
+          </w:p>
+        </w:tc>
+        <w:tc>
+          <w:tcPr>
+            <w:tcW w:type="dxa" w:w="1247"/>
             <w:tcBorders>
               <w:top w:val="single" w:color="000000" w:sz="4"/>
               <w:left w:val="single" w:color="000000" w:sz="4"/>
@@ -2271,7 +2594,7 @@
         </w:tc>
         <w:tc>
           <w:tcPr>
-            <w:tcW w:type="dxa" w:w="3174"/>
+            <w:tcW w:type="dxa" w:w="1700"/>
             <w:tcBorders>
               <w:top w:val="single" w:color="000000" w:sz="4"/>
               <w:left w:val="single" w:color="000000" w:sz="4"/>
@@ -2303,7 +2626,7 @@
         </w:tc>
         <w:tc>
           <w:tcPr>
-            <w:tcW w:type="dxa" w:w="1700"/>
+            <w:tcW w:type="dxa" w:w="2267"/>
             <w:tcBorders>
               <w:top w:val="single" w:color="000000" w:sz="4"/>
               <w:left w:val="single" w:color="000000" w:sz="4"/>
@@ -2335,7 +2658,7 @@
         </w:tc>
         <w:tc>
           <w:tcPr>
-            <w:tcW w:type="dxa" w:w="1360"/>
+            <w:tcW w:type="dxa" w:w="1474"/>
             <w:tcBorders>
               <w:top w:val="single" w:color="000000" w:sz="4"/>
               <w:left w:val="single" w:color="000000" w:sz="4"/>
@@ -2367,7 +2690,39 @@
         </w:tc>
         <w:tc>
           <w:tcPr>
-            <w:tcW w:type="dxa" w:w="1474"/>
+            <w:tcW w:type="dxa" w:w="1020"/>
+            <w:tcBorders>
+              <w:top w:val="single" w:color="000000" w:sz="4"/>
+              <w:left w:val="single" w:color="000000" w:sz="4"/>
+              <w:bottom w:val="single" w:color="000000" w:sz="4"/>
+              <w:right w:val="single" w:color="000000" w:sz="4"/>
+            </w:tcBorders>
+            <w:shd w:fill="F5F5F5" w:color="auto" w:val="clear"/>
+            <w:tcMar>
+              <w:top w:type="dxa" w:w="170"/>
+              <w:left w:type="dxa" w:w="170"/>
+              <w:bottom w:type="dxa" w:w="170"/>
+              <w:right w:type="dxa" w:w="170"/>
+            </w:tcMar>
+            <w:vAlign w:val="center"/>
+          </w:tcPr>
+          <w:p>
+            <w:pPr>
+              <w:jc w:val="left"/>
+            </w:pPr>
+            <w:r>
+              <w:rPr>
+                <w:rFonts w:ascii="NanumGothic" w:cs="NanumGothic" w:eastAsia="NanumGothic" w:hAnsi="NanumGothic"/>
+                <w:sz w:val="20"/>
+                <w:szCs w:val="20"/>
+              </w:rPr>
+              <w:t xml:space="preserve"/>
+            </w:r>
+          </w:p>
+        </w:tc>
+        <w:tc>
+          <w:tcPr>
+            <w:tcW w:type="dxa" w:w="1247"/>
             <w:tcBorders>
               <w:top w:val="single" w:color="000000" w:sz="4"/>
               <w:left w:val="single" w:color="000000" w:sz="4"/>
@@ -2468,38 +2823,6 @@
         </w:tc>
         <w:tc>
           <w:tcPr>
-            <w:tcW w:type="dxa" w:w="3174"/>
-            <w:tcBorders>
-              <w:top w:val="single" w:color="000000" w:sz="4"/>
-              <w:left w:val="single" w:color="000000" w:sz="4"/>
-              <w:bottom w:val="single" w:color="000000" w:sz="4"/>
-              <w:right w:val="single" w:color="000000" w:sz="4"/>
-            </w:tcBorders>
-            <w:shd w:fill="ffffff" w:color="auto" w:val="clear"/>
-            <w:tcMar>
-              <w:top w:type="dxa" w:w="170"/>
-              <w:left w:type="dxa" w:w="170"/>
-              <w:bottom w:type="dxa" w:w="170"/>
-              <w:right w:type="dxa" w:w="170"/>
-            </w:tcMar>
-            <w:vAlign w:val="center"/>
-          </w:tcPr>
-          <w:p>
-            <w:pPr>
-              <w:jc w:val="left"/>
-            </w:pPr>
-            <w:r>
-              <w:rPr>
-                <w:rFonts w:ascii="NanumGothic" w:cs="NanumGothic" w:eastAsia="NanumGothic" w:hAnsi="NanumGothic"/>
-                <w:sz w:val="20"/>
-                <w:szCs w:val="20"/>
-              </w:rPr>
-              <w:t xml:space="preserve"/>
-            </w:r>
-          </w:p>
-        </w:tc>
-        <w:tc>
-          <w:tcPr>
             <w:tcW w:type="dxa" w:w="1700"/>
             <w:tcBorders>
               <w:top w:val="single" w:color="000000" w:sz="4"/>
@@ -2532,7 +2855,7 @@
         </w:tc>
         <w:tc>
           <w:tcPr>
-            <w:tcW w:type="dxa" w:w="1360"/>
+            <w:tcW w:type="dxa" w:w="2267"/>
             <w:tcBorders>
               <w:top w:val="single" w:color="000000" w:sz="4"/>
               <w:left w:val="single" w:color="000000" w:sz="4"/>
@@ -2565,6 +2888,70 @@
         <w:tc>
           <w:tcPr>
             <w:tcW w:type="dxa" w:w="1474"/>
+            <w:tcBorders>
+              <w:top w:val="single" w:color="000000" w:sz="4"/>
+              <w:left w:val="single" w:color="000000" w:sz="4"/>
+              <w:bottom w:val="single" w:color="000000" w:sz="4"/>
+              <w:right w:val="single" w:color="000000" w:sz="4"/>
+            </w:tcBorders>
+            <w:shd w:fill="ffffff" w:color="auto" w:val="clear"/>
+            <w:tcMar>
+              <w:top w:type="dxa" w:w="170"/>
+              <w:left w:type="dxa" w:w="170"/>
+              <w:bottom w:type="dxa" w:w="170"/>
+              <w:right w:type="dxa" w:w="170"/>
+            </w:tcMar>
+            <w:vAlign w:val="center"/>
+          </w:tcPr>
+          <w:p>
+            <w:pPr>
+              <w:jc w:val="left"/>
+            </w:pPr>
+            <w:r>
+              <w:rPr>
+                <w:rFonts w:ascii="NanumGothic" w:cs="NanumGothic" w:eastAsia="NanumGothic" w:hAnsi="NanumGothic"/>
+                <w:sz w:val="20"/>
+                <w:szCs w:val="20"/>
+              </w:rPr>
+              <w:t xml:space="preserve"/>
+            </w:r>
+          </w:p>
+        </w:tc>
+        <w:tc>
+          <w:tcPr>
+            <w:tcW w:type="dxa" w:w="1020"/>
+            <w:tcBorders>
+              <w:top w:val="single" w:color="000000" w:sz="4"/>
+              <w:left w:val="single" w:color="000000" w:sz="4"/>
+              <w:bottom w:val="single" w:color="000000" w:sz="4"/>
+              <w:right w:val="single" w:color="000000" w:sz="4"/>
+            </w:tcBorders>
+            <w:shd w:fill="ffffff" w:color="auto" w:val="clear"/>
+            <w:tcMar>
+              <w:top w:type="dxa" w:w="170"/>
+              <w:left w:type="dxa" w:w="170"/>
+              <w:bottom w:type="dxa" w:w="170"/>
+              <w:right w:type="dxa" w:w="170"/>
+            </w:tcMar>
+            <w:vAlign w:val="center"/>
+          </w:tcPr>
+          <w:p>
+            <w:pPr>
+              <w:jc w:val="left"/>
+            </w:pPr>
+            <w:r>
+              <w:rPr>
+                <w:rFonts w:ascii="NanumGothic" w:cs="NanumGothic" w:eastAsia="NanumGothic" w:hAnsi="NanumGothic"/>
+                <w:sz w:val="20"/>
+                <w:szCs w:val="20"/>
+              </w:rPr>
+              <w:t xml:space="preserve"/>
+            </w:r>
+          </w:p>
+        </w:tc>
+        <w:tc>
+          <w:tcPr>
+            <w:tcW w:type="dxa" w:w="1247"/>
             <w:tcBorders>
               <w:top w:val="single" w:color="000000" w:sz="4"/>
               <w:left w:val="single" w:color="000000" w:sz="4"/>
@@ -2665,7 +3052,7 @@
         </w:tc>
         <w:tc>
           <w:tcPr>
-            <w:tcW w:type="dxa" w:w="3174"/>
+            <w:tcW w:type="dxa" w:w="1700"/>
             <w:tcBorders>
               <w:top w:val="single" w:color="000000" w:sz="4"/>
               <w:left w:val="single" w:color="000000" w:sz="4"/>
@@ -2697,7 +3084,7 @@
         </w:tc>
         <w:tc>
           <w:tcPr>
-            <w:tcW w:type="dxa" w:w="1700"/>
+            <w:tcW w:type="dxa" w:w="2267"/>
             <w:tcBorders>
               <w:top w:val="single" w:color="000000" w:sz="4"/>
               <w:left w:val="single" w:color="000000" w:sz="4"/>
@@ -2729,7 +3116,7 @@
         </w:tc>
         <w:tc>
           <w:tcPr>
-            <w:tcW w:type="dxa" w:w="1360"/>
+            <w:tcW w:type="dxa" w:w="1474"/>
             <w:tcBorders>
               <w:top w:val="single" w:color="000000" w:sz="4"/>
               <w:left w:val="single" w:color="000000" w:sz="4"/>
@@ -2761,7 +3148,39 @@
         </w:tc>
         <w:tc>
           <w:tcPr>
-            <w:tcW w:type="dxa" w:w="1474"/>
+            <w:tcW w:type="dxa" w:w="1020"/>
+            <w:tcBorders>
+              <w:top w:val="single" w:color="000000" w:sz="4"/>
+              <w:left w:val="single" w:color="000000" w:sz="4"/>
+              <w:bottom w:val="single" w:color="000000" w:sz="4"/>
+              <w:right w:val="single" w:color="000000" w:sz="4"/>
+            </w:tcBorders>
+            <w:shd w:fill="F5F5F5" w:color="auto" w:val="clear"/>
+            <w:tcMar>
+              <w:top w:type="dxa" w:w="170"/>
+              <w:left w:type="dxa" w:w="170"/>
+              <w:bottom w:type="dxa" w:w="170"/>
+              <w:right w:type="dxa" w:w="170"/>
+            </w:tcMar>
+            <w:vAlign w:val="center"/>
+          </w:tcPr>
+          <w:p>
+            <w:pPr>
+              <w:jc w:val="left"/>
+            </w:pPr>
+            <w:r>
+              <w:rPr>
+                <w:rFonts w:ascii="NanumGothic" w:cs="NanumGothic" w:eastAsia="NanumGothic" w:hAnsi="NanumGothic"/>
+                <w:sz w:val="20"/>
+                <w:szCs w:val="20"/>
+              </w:rPr>
+              <w:t xml:space="preserve"/>
+            </w:r>
+          </w:p>
+        </w:tc>
+        <w:tc>
+          <w:tcPr>
+            <w:tcW w:type="dxa" w:w="1247"/>
             <w:tcBorders>
               <w:top w:val="single" w:color="000000" w:sz="4"/>
               <w:left w:val="single" w:color="000000" w:sz="4"/>
@@ -2862,38 +3281,6 @@
         </w:tc>
         <w:tc>
           <w:tcPr>
-            <w:tcW w:type="dxa" w:w="3174"/>
-            <w:tcBorders>
-              <w:top w:val="single" w:color="000000" w:sz="4"/>
-              <w:left w:val="single" w:color="000000" w:sz="4"/>
-              <w:bottom w:val="single" w:color="000000" w:sz="4"/>
-              <w:right w:val="single" w:color="000000" w:sz="4"/>
-            </w:tcBorders>
-            <w:shd w:fill="ffffff" w:color="auto" w:val="clear"/>
-            <w:tcMar>
-              <w:top w:type="dxa" w:w="170"/>
-              <w:left w:type="dxa" w:w="170"/>
-              <w:bottom w:type="dxa" w:w="170"/>
-              <w:right w:type="dxa" w:w="170"/>
-            </w:tcMar>
-            <w:vAlign w:val="center"/>
-          </w:tcPr>
-          <w:p>
-            <w:pPr>
-              <w:jc w:val="left"/>
-            </w:pPr>
-            <w:r>
-              <w:rPr>
-                <w:rFonts w:ascii="NanumGothic" w:cs="NanumGothic" w:eastAsia="NanumGothic" w:hAnsi="NanumGothic"/>
-                <w:sz w:val="20"/>
-                <w:szCs w:val="20"/>
-              </w:rPr>
-              <w:t xml:space="preserve"/>
-            </w:r>
-          </w:p>
-        </w:tc>
-        <w:tc>
-          <w:tcPr>
             <w:tcW w:type="dxa" w:w="1700"/>
             <w:tcBorders>
               <w:top w:val="single" w:color="000000" w:sz="4"/>
@@ -2926,7 +3313,7 @@
         </w:tc>
         <w:tc>
           <w:tcPr>
-            <w:tcW w:type="dxa" w:w="1360"/>
+            <w:tcW w:type="dxa" w:w="2267"/>
             <w:tcBorders>
               <w:top w:val="single" w:color="000000" w:sz="4"/>
               <w:left w:val="single" w:color="000000" w:sz="4"/>
@@ -2959,6 +3346,70 @@
         <w:tc>
           <w:tcPr>
             <w:tcW w:type="dxa" w:w="1474"/>
+            <w:tcBorders>
+              <w:top w:val="single" w:color="000000" w:sz="4"/>
+              <w:left w:val="single" w:color="000000" w:sz="4"/>
+              <w:bottom w:val="single" w:color="000000" w:sz="4"/>
+              <w:right w:val="single" w:color="000000" w:sz="4"/>
+            </w:tcBorders>
+            <w:shd w:fill="ffffff" w:color="auto" w:val="clear"/>
+            <w:tcMar>
+              <w:top w:type="dxa" w:w="170"/>
+              <w:left w:type="dxa" w:w="170"/>
+              <w:bottom w:type="dxa" w:w="170"/>
+              <w:right w:type="dxa" w:w="170"/>
+            </w:tcMar>
+            <w:vAlign w:val="center"/>
+          </w:tcPr>
+          <w:p>
+            <w:pPr>
+              <w:jc w:val="left"/>
+            </w:pPr>
+            <w:r>
+              <w:rPr>
+                <w:rFonts w:ascii="NanumGothic" w:cs="NanumGothic" w:eastAsia="NanumGothic" w:hAnsi="NanumGothic"/>
+                <w:sz w:val="20"/>
+                <w:szCs w:val="20"/>
+              </w:rPr>
+              <w:t xml:space="preserve"/>
+            </w:r>
+          </w:p>
+        </w:tc>
+        <w:tc>
+          <w:tcPr>
+            <w:tcW w:type="dxa" w:w="1020"/>
+            <w:tcBorders>
+              <w:top w:val="single" w:color="000000" w:sz="4"/>
+              <w:left w:val="single" w:color="000000" w:sz="4"/>
+              <w:bottom w:val="single" w:color="000000" w:sz="4"/>
+              <w:right w:val="single" w:color="000000" w:sz="4"/>
+            </w:tcBorders>
+            <w:shd w:fill="ffffff" w:color="auto" w:val="clear"/>
+            <w:tcMar>
+              <w:top w:type="dxa" w:w="170"/>
+              <w:left w:type="dxa" w:w="170"/>
+              <w:bottom w:type="dxa" w:w="170"/>
+              <w:right w:type="dxa" w:w="170"/>
+            </w:tcMar>
+            <w:vAlign w:val="center"/>
+          </w:tcPr>
+          <w:p>
+            <w:pPr>
+              <w:jc w:val="left"/>
+            </w:pPr>
+            <w:r>
+              <w:rPr>
+                <w:rFonts w:ascii="NanumGothic" w:cs="NanumGothic" w:eastAsia="NanumGothic" w:hAnsi="NanumGothic"/>
+                <w:sz w:val="20"/>
+                <w:szCs w:val="20"/>
+              </w:rPr>
+              <w:t xml:space="preserve"/>
+            </w:r>
+          </w:p>
+        </w:tc>
+        <w:tc>
+          <w:tcPr>
+            <w:tcW w:type="dxa" w:w="1247"/>
             <w:tcBorders>
               <w:top w:val="single" w:color="000000" w:sz="4"/>
               <w:left w:val="single" w:color="000000" w:sz="4"/>
@@ -3059,7 +3510,7 @@
         </w:tc>
         <w:tc>
           <w:tcPr>
-            <w:tcW w:type="dxa" w:w="3174"/>
+            <w:tcW w:type="dxa" w:w="1700"/>
             <w:tcBorders>
               <w:top w:val="single" w:color="000000" w:sz="4"/>
               <w:left w:val="single" w:color="000000" w:sz="4"/>
@@ -3091,7 +3542,7 @@
         </w:tc>
         <w:tc>
           <w:tcPr>
-            <w:tcW w:type="dxa" w:w="1700"/>
+            <w:tcW w:type="dxa" w:w="2267"/>
             <w:tcBorders>
               <w:top w:val="single" w:color="000000" w:sz="4"/>
               <w:left w:val="single" w:color="000000" w:sz="4"/>
@@ -3123,7 +3574,7 @@
         </w:tc>
         <w:tc>
           <w:tcPr>
-            <w:tcW w:type="dxa" w:w="1360"/>
+            <w:tcW w:type="dxa" w:w="1474"/>
             <w:tcBorders>
               <w:top w:val="single" w:color="000000" w:sz="4"/>
               <w:left w:val="single" w:color="000000" w:sz="4"/>
@@ -3155,7 +3606,39 @@
         </w:tc>
         <w:tc>
           <w:tcPr>
-            <w:tcW w:type="dxa" w:w="1474"/>
+            <w:tcW w:type="dxa" w:w="1020"/>
+            <w:tcBorders>
+              <w:top w:val="single" w:color="000000" w:sz="4"/>
+              <w:left w:val="single" w:color="000000" w:sz="4"/>
+              <w:bottom w:val="single" w:color="000000" w:sz="4"/>
+              <w:right w:val="single" w:color="000000" w:sz="4"/>
+            </w:tcBorders>
+            <w:shd w:fill="F5F5F5" w:color="auto" w:val="clear"/>
+            <w:tcMar>
+              <w:top w:type="dxa" w:w="170"/>
+              <w:left w:type="dxa" w:w="170"/>
+              <w:bottom w:type="dxa" w:w="170"/>
+              <w:right w:type="dxa" w:w="170"/>
+            </w:tcMar>
+            <w:vAlign w:val="center"/>
+          </w:tcPr>
+          <w:p>
+            <w:pPr>
+              <w:jc w:val="left"/>
+            </w:pPr>
+            <w:r>
+              <w:rPr>
+                <w:rFonts w:ascii="NanumGothic" w:cs="NanumGothic" w:eastAsia="NanumGothic" w:hAnsi="NanumGothic"/>
+                <w:sz w:val="20"/>
+                <w:szCs w:val="20"/>
+              </w:rPr>
+              <w:t xml:space="preserve"/>
+            </w:r>
+          </w:p>
+        </w:tc>
+        <w:tc>
+          <w:tcPr>
+            <w:tcW w:type="dxa" w:w="1247"/>
             <w:tcBorders>
               <w:top w:val="single" w:color="000000" w:sz="4"/>
               <w:left w:val="single" w:color="000000" w:sz="4"/>
@@ -3256,38 +3739,6 @@
         </w:tc>
         <w:tc>
           <w:tcPr>
-            <w:tcW w:type="dxa" w:w="3174"/>
-            <w:tcBorders>
-              <w:top w:val="single" w:color="000000" w:sz="4"/>
-              <w:left w:val="single" w:color="000000" w:sz="4"/>
-              <w:bottom w:val="single" w:color="000000" w:sz="4"/>
-              <w:right w:val="single" w:color="000000" w:sz="4"/>
-            </w:tcBorders>
-            <w:shd w:fill="ffffff" w:color="auto" w:val="clear"/>
-            <w:tcMar>
-              <w:top w:type="dxa" w:w="170"/>
-              <w:left w:type="dxa" w:w="170"/>
-              <w:bottom w:type="dxa" w:w="170"/>
-              <w:right w:type="dxa" w:w="170"/>
-            </w:tcMar>
-            <w:vAlign w:val="center"/>
-          </w:tcPr>
-          <w:p>
-            <w:pPr>
-              <w:jc w:val="left"/>
-            </w:pPr>
-            <w:r>
-              <w:rPr>
-                <w:rFonts w:ascii="NanumGothic" w:cs="NanumGothic" w:eastAsia="NanumGothic" w:hAnsi="NanumGothic"/>
-                <w:sz w:val="20"/>
-                <w:szCs w:val="20"/>
-              </w:rPr>
-              <w:t xml:space="preserve"/>
-            </w:r>
-          </w:p>
-        </w:tc>
-        <w:tc>
-          <w:tcPr>
             <w:tcW w:type="dxa" w:w="1700"/>
             <w:tcBorders>
               <w:top w:val="single" w:color="000000" w:sz="4"/>
@@ -3320,7 +3771,7 @@
         </w:tc>
         <w:tc>
           <w:tcPr>
-            <w:tcW w:type="dxa" w:w="1360"/>
+            <w:tcW w:type="dxa" w:w="2267"/>
             <w:tcBorders>
               <w:top w:val="single" w:color="000000" w:sz="4"/>
               <w:left w:val="single" w:color="000000" w:sz="4"/>
@@ -3353,6 +3804,70 @@
         <w:tc>
           <w:tcPr>
             <w:tcW w:type="dxa" w:w="1474"/>
+            <w:tcBorders>
+              <w:top w:val="single" w:color="000000" w:sz="4"/>
+              <w:left w:val="single" w:color="000000" w:sz="4"/>
+              <w:bottom w:val="single" w:color="000000" w:sz="4"/>
+              <w:right w:val="single" w:color="000000" w:sz="4"/>
+            </w:tcBorders>
+            <w:shd w:fill="ffffff" w:color="auto" w:val="clear"/>
+            <w:tcMar>
+              <w:top w:type="dxa" w:w="170"/>
+              <w:left w:type="dxa" w:w="170"/>
+              <w:bottom w:type="dxa" w:w="170"/>
+              <w:right w:type="dxa" w:w="170"/>
+            </w:tcMar>
+            <w:vAlign w:val="center"/>
+          </w:tcPr>
+          <w:p>
+            <w:pPr>
+              <w:jc w:val="left"/>
+            </w:pPr>
+            <w:r>
+              <w:rPr>
+                <w:rFonts w:ascii="NanumGothic" w:cs="NanumGothic" w:eastAsia="NanumGothic" w:hAnsi="NanumGothic"/>
+                <w:sz w:val="20"/>
+                <w:szCs w:val="20"/>
+              </w:rPr>
+              <w:t xml:space="preserve"/>
+            </w:r>
+          </w:p>
+        </w:tc>
+        <w:tc>
+          <w:tcPr>
+            <w:tcW w:type="dxa" w:w="1020"/>
+            <w:tcBorders>
+              <w:top w:val="single" w:color="000000" w:sz="4"/>
+              <w:left w:val="single" w:color="000000" w:sz="4"/>
+              <w:bottom w:val="single" w:color="000000" w:sz="4"/>
+              <w:right w:val="single" w:color="000000" w:sz="4"/>
+            </w:tcBorders>
+            <w:shd w:fill="ffffff" w:color="auto" w:val="clear"/>
+            <w:tcMar>
+              <w:top w:type="dxa" w:w="170"/>
+              <w:left w:type="dxa" w:w="170"/>
+              <w:bottom w:type="dxa" w:w="170"/>
+              <w:right w:type="dxa" w:w="170"/>
+            </w:tcMar>
+            <w:vAlign w:val="center"/>
+          </w:tcPr>
+          <w:p>
+            <w:pPr>
+              <w:jc w:val="left"/>
+            </w:pPr>
+            <w:r>
+              <w:rPr>
+                <w:rFonts w:ascii="NanumGothic" w:cs="NanumGothic" w:eastAsia="NanumGothic" w:hAnsi="NanumGothic"/>
+                <w:sz w:val="20"/>
+                <w:szCs w:val="20"/>
+              </w:rPr>
+              <w:t xml:space="preserve"/>
+            </w:r>
+          </w:p>
+        </w:tc>
+        <w:tc>
+          <w:tcPr>
+            <w:tcW w:type="dxa" w:w="1247"/>
             <w:tcBorders>
               <w:top w:val="single" w:color="000000" w:sz="4"/>
               <w:left w:val="single" w:color="000000" w:sz="4"/>
